--- a/자소서-면접/정승원_입사지원서_2차첨삭_260407.docx
+++ b/자소서-면접/정승원_입사지원서_2차첨삭_260407.docx
@@ -1,6 +1,6 @@
 
 <file path=word/document.xml><?xml version="1.0" encoding="utf-8"?>
-<w:document xmlns:wpc="http://schemas.microsoft.com/office/word/2010/wordprocessingCanvas" xmlns:cx="http://schemas.microsoft.com/office/drawing/2014/chartex" xmlns:mc="http://schemas.openxmlformats.org/markup-compatibility/2006" xmlns:o="urn:schemas-microsoft-com:office:office" xmlns:r="http://schemas.openxmlformats.org/officeDocument/2006/relationships" xmlns:m="http://schemas.openxmlformats.org/officeDocument/2006/math" xmlns:v="urn:schemas-microsoft-com:vml" xmlns:wp14="http://schemas.microsoft.com/office/word/2010/wordprocessingDrawing" xmlns:wp="http://schemas.openxmlformats.org/drawingml/2006/wordprocessingDrawing" xmlns:w10="urn:schemas-microsoft-com:office:word" xmlns:w="http://schemas.openxmlformats.org/wordprocessingml/2006/main" xmlns:w14="http://schemas.microsoft.com/office/word/2010/wordml" xmlns:w15="http://schemas.microsoft.com/office/word/2012/wordml" xmlns:w16se="http://schemas.microsoft.com/office/word/2015/wordml/symex" xmlns:wpg="http://schemas.microsoft.com/office/word/2010/wordprocessingGroup" xmlns:wpi="http://schemas.microsoft.com/office/word/2010/wordprocessingInk" xmlns:wne="http://schemas.microsoft.com/office/word/2006/wordml" xmlns:wps="http://schemas.microsoft.com/office/word/2010/wordprocessingShape" mc:Ignorable="w14 w15 w16se wp14">
+<w:document xmlns:wpc="http://schemas.microsoft.com/office/word/2010/wordprocessingCanvas" xmlns:cx="http://schemas.microsoft.com/office/drawing/2014/chartex" xmlns:cx1="http://schemas.microsoft.com/office/drawing/2015/9/8/chartex" xmlns:cx2="http://schemas.microsoft.com/office/drawing/2015/10/21/chartex" xmlns:cx3="http://schemas.microsoft.com/office/drawing/2016/5/9/chartex" xmlns:cx4="http://schemas.microsoft.com/office/drawing/2016/5/10/chartex" xmlns:cx5="http://schemas.microsoft.com/office/drawing/2016/5/11/chartex" xmlns:cx6="http://schemas.microsoft.com/office/drawing/2016/5/12/chartex" xmlns:cx7="http://schemas.microsoft.com/office/drawing/2016/5/13/chartex" xmlns:cx8="http://schemas.microsoft.com/office/drawing/2016/5/14/chartex" xmlns:mc="http://schemas.openxmlformats.org/markup-compatibility/2006" xmlns:aink="http://schemas.microsoft.com/office/drawing/2016/ink" xmlns:am3d="http://schemas.microsoft.com/office/drawing/2017/model3d" xmlns:o="urn:schemas-microsoft-com:office:office" xmlns:r="http://schemas.openxmlformats.org/officeDocument/2006/relationships" xmlns:m="http://schemas.openxmlformats.org/officeDocument/2006/math" xmlns:v="urn:schemas-microsoft-com:vml" xmlns:wp14="http://schemas.microsoft.com/office/word/2010/wordprocessingDrawing" xmlns:wp="http://schemas.openxmlformats.org/drawingml/2006/wordprocessingDrawing" xmlns:w10="urn:schemas-microsoft-com:office:word" xmlns:w="http://schemas.openxmlformats.org/wordprocessingml/2006/main" xmlns:w14="http://schemas.microsoft.com/office/word/2010/wordml" xmlns:w15="http://schemas.microsoft.com/office/word/2012/wordml" xmlns:w16cex="http://schemas.microsoft.com/office/word/2018/wordml/cex" xmlns:w16cid="http://schemas.microsoft.com/office/word/2016/wordml/cid" xmlns:w16="http://schemas.microsoft.com/office/word/2018/wordml" xmlns:w16sdtdh="http://schemas.microsoft.com/office/word/2020/wordml/sdtdatahash" xmlns:w16se="http://schemas.microsoft.com/office/word/2015/wordml/symex" xmlns:wpg="http://schemas.microsoft.com/office/word/2010/wordprocessingGroup" xmlns:wpi="http://schemas.microsoft.com/office/word/2010/wordprocessingInk" xmlns:wne="http://schemas.microsoft.com/office/word/2006/wordml" xmlns:wps="http://schemas.microsoft.com/office/word/2010/wordprocessingShape" mc:Ignorable="w14 w15 w16se w16cid w16 w16cex w16sdtdh wp14">
   <w:body>
     <w:p>
       <w:pPr>
@@ -136,7 +136,6 @@
             </w:pPr>
             <w:r>
               <w:rPr>
-                <w:color w:val="FFFFFF"/>
                 <w:sz w:val="20"/>
                 <w:szCs w:val="20"/>
               </w:rPr>
@@ -170,8 +169,13 @@
                 <w:szCs w:val="20"/>
               </w:rPr>
             </w:pPr>
-            <w:r>
-              <w:t>풀스택,백앤드 개발자</w:t>
+            <w:proofErr w:type="gramStart"/>
+            <w:r>
+              <w:t>풀스택,백앤드</w:t>
+            </w:r>
+            <w:proofErr w:type="gramEnd"/>
+            <w:r>
+              <w:t xml:space="preserve"> 개발자</w:t>
             </w:r>
           </w:p>
         </w:tc>
@@ -200,7 +204,6 @@
             </w:pPr>
             <w:r>
               <w:rPr>
-                <w:color w:val="FFFFFF"/>
                 <w:sz w:val="20"/>
                 <w:szCs w:val="20"/>
               </w:rPr>
@@ -232,16 +235,21 @@
             </w:pPr>
             <w:r>
               <w:rPr>
-                <w:color w:val="0000FF"/>
-                <w:sz w:val="20"/>
-                <w:szCs w:val="20"/>
-              </w:rPr>
-              <w:t xml:space="preserve">2800만원, </w:t>
+                <w:sz w:val="20"/>
+                <w:szCs w:val="20"/>
+              </w:rPr>
+              <w:t>300</w:t>
+            </w:r>
+            <w:r>
+              <w:rPr>
+                <w:sz w:val="20"/>
+                <w:szCs w:val="20"/>
+              </w:rPr>
+              <w:t xml:space="preserve">0만원, </w:t>
             </w:r>
             <w:commentRangeStart w:id="0"/>
             <w:r>
               <w:rPr>
-                <w:color w:val="0000FF"/>
                 <w:sz w:val="20"/>
                 <w:szCs w:val="20"/>
               </w:rPr>
@@ -302,7 +310,7 @@
                           </pic:cNvPicPr>
                         </pic:nvPicPr>
                         <pic:blipFill>
-                          <a:blip r:embed="rId10">
+                          <a:blip r:embed="rId11">
                             <a:extLst>
                               <a:ext uri="{28A0092B-C50C-407E-A947-70E740481C1C}">
                                 <a14:useLocalDpi xmlns:a14="http://schemas.microsoft.com/office/drawing/2010/main" val="0"/>
@@ -436,7 +444,6 @@
             </w:pPr>
             <w:r>
               <w:rPr>
-                <w:color w:val="FFFFFF"/>
                 <w:sz w:val="20"/>
                 <w:szCs w:val="20"/>
               </w:rPr>
@@ -462,7 +469,6 @@
               <w:ind w:left="17" w:hanging="17"/>
               <w:jc w:val="center"/>
               <w:rPr>
-                <w:color w:val="0000FF"/>
                 <w:spacing w:val="1"/>
                 <w:sz w:val="20"/>
               </w:rPr>
@@ -471,11 +477,17 @@
               <w:rPr>
                 <w:sz w:val="20"/>
               </w:rPr>
-              <w:t>(한글)정승원</w:t>
-            </w:r>
-            <w:r>
-              <w:rPr>
-                <w:color w:val="0000FF"/>
+              <w:t>(한글)</w:t>
+            </w:r>
+            <w:proofErr w:type="gramStart"/>
+            <w:r>
+              <w:rPr>
+                <w:sz w:val="20"/>
+              </w:rPr>
+              <w:t>정승원</w:t>
+            </w:r>
+            <w:r>
+              <w:rPr>
                 <w:spacing w:val="4"/>
                 <w:sz w:val="20"/>
               </w:rPr>
@@ -483,14 +495,13 @@
             </w:r>
             <w:r>
               <w:rPr>
-                <w:color w:val="0000FF"/>
                 <w:sz w:val="20"/>
               </w:rPr>
               <w:t>/</w:t>
             </w:r>
-            <w:r>
-              <w:rPr>
-                <w:color w:val="0000FF"/>
+            <w:proofErr w:type="gramEnd"/>
+            <w:r>
+              <w:rPr>
                 <w:spacing w:val="1"/>
                 <w:sz w:val="20"/>
               </w:rPr>
@@ -512,14 +523,7 @@
               <w:rPr>
                 <w:sz w:val="20"/>
               </w:rPr>
-              <w:t>(영문)</w:t>
-            </w:r>
-            <w:r>
-              <w:rPr>
-                <w:color w:val="0000FF"/>
-                <w:sz w:val="20"/>
-              </w:rPr>
-              <w:t>Jung Seung Won</w:t>
+              <w:t>(영문)Jung Seung Won</w:t>
             </w:r>
           </w:p>
         </w:tc>
@@ -547,7 +551,6 @@
             </w:pPr>
             <w:r>
               <w:rPr>
-                <w:color w:val="FFFFFF"/>
                 <w:sz w:val="20"/>
                 <w:szCs w:val="20"/>
               </w:rPr>
@@ -579,7 +582,6 @@
             </w:pPr>
             <w:r>
               <w:rPr>
-                <w:color w:val="0000FF"/>
                 <w:spacing w:val="-2"/>
                 <w:sz w:val="20"/>
               </w:rPr>
@@ -635,7 +637,6 @@
             </w:pPr>
             <w:r>
               <w:rPr>
-                <w:color w:val="FFFFFF"/>
                 <w:sz w:val="20"/>
                 <w:szCs w:val="20"/>
               </w:rPr>
@@ -665,10 +666,9 @@
                 <w:szCs w:val="20"/>
               </w:rPr>
             </w:pPr>
-            <w:hyperlink r:id="rId11">
+            <w:hyperlink r:id="rId12">
               <w:r>
                 <w:rPr>
-                  <w:color w:val="0000FF"/>
                   <w:sz w:val="20"/>
                 </w:rPr>
                 <w:t>j</w:t>
@@ -676,7 +676,6 @@
             </w:hyperlink>
             <w:r>
               <w:rPr>
-                <w:color w:val="0000FF"/>
                 <w:sz w:val="20"/>
               </w:rPr>
               <w:t>sh340866@gmail.com</w:t>
@@ -707,7 +706,6 @@
             </w:pPr>
             <w:r>
               <w:rPr>
-                <w:color w:val="FFFFFF"/>
                 <w:sz w:val="20"/>
                 <w:szCs w:val="20"/>
               </w:rPr>
@@ -739,7 +737,6 @@
             </w:pPr>
             <w:r>
               <w:rPr>
-                <w:color w:val="0000FF"/>
                 <w:sz w:val="20"/>
               </w:rPr>
               <w:t>010-3826-2602</w:t>
@@ -794,7 +791,6 @@
             </w:pPr>
             <w:r>
               <w:rPr>
-                <w:color w:val="FFFFFF"/>
                 <w:sz w:val="20"/>
                 <w:szCs w:val="20"/>
               </w:rPr>
@@ -964,7 +960,6 @@
             </w:pPr>
             <w:r>
               <w:rPr>
-                <w:color w:val="FFFFFF"/>
                 <w:sz w:val="20"/>
                 <w:szCs w:val="20"/>
               </w:rPr>
@@ -998,7 +993,6 @@
             </w:pPr>
             <w:r>
               <w:rPr>
-                <w:color w:val="FFFFFF"/>
                 <w:sz w:val="20"/>
                 <w:szCs w:val="20"/>
               </w:rPr>
@@ -1031,7 +1025,6 @@
             </w:pPr>
             <w:r>
               <w:rPr>
-                <w:color w:val="FFFFFF"/>
                 <w:sz w:val="20"/>
                 <w:szCs w:val="20"/>
               </w:rPr>
@@ -1063,7 +1056,6 @@
             </w:pPr>
             <w:r>
               <w:rPr>
-                <w:color w:val="FFFFFF"/>
                 <w:sz w:val="20"/>
                 <w:szCs w:val="20"/>
               </w:rPr>
@@ -1100,7 +1092,6 @@
             </w:pPr>
             <w:r>
               <w:rPr>
-                <w:color w:val="0000FF"/>
                 <w:spacing w:val="-4"/>
                 <w:sz w:val="20"/>
               </w:rPr>
@@ -1161,7 +1152,6 @@
             </w:pPr>
             <w:r>
               <w:rPr>
-                <w:color w:val="0000FF"/>
                 <w:sz w:val="20"/>
               </w:rPr>
               <w:t>3.5/4.5</w:t>
@@ -1191,7 +1181,6 @@
             </w:pPr>
             <w:r>
               <w:rPr>
-                <w:color w:val="0000FF"/>
                 <w:sz w:val="20"/>
               </w:rPr>
               <w:t>졸업</w:t>
@@ -1227,7 +1216,6 @@
             </w:pPr>
             <w:r>
               <w:rPr>
-                <w:color w:val="0000FF"/>
                 <w:spacing w:val="-4"/>
                 <w:sz w:val="20"/>
               </w:rPr>
@@ -1288,7 +1276,6 @@
             </w:pPr>
             <w:r>
               <w:rPr>
-                <w:color w:val="0000FF"/>
                 <w:w w:val="99"/>
                 <w:sz w:val="20"/>
               </w:rPr>
@@ -1319,7 +1306,6 @@
             </w:pPr>
             <w:r>
               <w:rPr>
-                <w:color w:val="0000FF"/>
                 <w:sz w:val="20"/>
               </w:rPr>
               <w:t>졸업</w:t>
@@ -1358,7 +1344,6 @@
             <w:r>
               <w:rPr>
                 <w:b/>
-                <w:color w:val="FFFFFF"/>
                 <w:sz w:val="20"/>
                 <w:szCs w:val="20"/>
               </w:rPr>
@@ -1367,7 +1352,6 @@
             <w:r>
               <w:rPr>
                 <w:b/>
-                <w:color w:val="FFFFFF"/>
                 <w:w w:val="99"/>
                 <w:sz w:val="20"/>
                 <w:szCs w:val="20"/>
@@ -1377,7 +1361,6 @@
             <w:r>
               <w:rPr>
                 <w:b/>
-                <w:color w:val="FFFFFF"/>
                 <w:sz w:val="20"/>
                 <w:szCs w:val="20"/>
               </w:rPr>
@@ -1386,7 +1369,6 @@
             <w:r>
               <w:rPr>
                 <w:b/>
-                <w:color w:val="FFFFFF"/>
                 <w:w w:val="99"/>
                 <w:sz w:val="20"/>
                 <w:szCs w:val="20"/>
@@ -1396,7 +1378,6 @@
             <w:r>
               <w:rPr>
                 <w:b/>
-                <w:color w:val="FFFFFF"/>
                 <w:sz w:val="20"/>
                 <w:szCs w:val="20"/>
               </w:rPr>
@@ -1405,7 +1386,6 @@
             <w:r>
               <w:rPr>
                 <w:b/>
-                <w:color w:val="FFFFFF"/>
                 <w:w w:val="99"/>
                 <w:sz w:val="20"/>
                 <w:szCs w:val="20"/>
@@ -1415,7 +1395,6 @@
             <w:r>
               <w:rPr>
                 <w:b/>
-                <w:color w:val="FFFFFF"/>
                 <w:sz w:val="20"/>
                 <w:szCs w:val="20"/>
               </w:rPr>
@@ -1450,7 +1429,6 @@
             <w:r>
               <w:rPr>
                 <w:b/>
-                <w:color w:val="0F233D"/>
                 <w:sz w:val="20"/>
                 <w:szCs w:val="20"/>
               </w:rPr>
@@ -1482,7 +1460,6 @@
             </w:pPr>
             <w:r>
               <w:rPr>
-                <w:color w:val="0000FF"/>
                 <w:sz w:val="20"/>
               </w:rPr>
               <w:t>2026.02.24 ~ 2026.08.12</w:t>
@@ -1515,7 +1492,6 @@
             <w:r>
               <w:rPr>
                 <w:b/>
-                <w:color w:val="0F233D"/>
                 <w:sz w:val="20"/>
               </w:rPr>
               <w:t>교육시간</w:t>
@@ -1546,7 +1522,6 @@
             </w:pPr>
             <w:r>
               <w:rPr>
-                <w:color w:val="0000FF"/>
                 <w:spacing w:val="-3"/>
                 <w:sz w:val="20"/>
               </w:rPr>
@@ -1554,7 +1529,6 @@
             </w:r>
             <w:r>
               <w:rPr>
-                <w:color w:val="0000FF"/>
                 <w:sz w:val="20"/>
               </w:rPr>
               <w:t>(주5일)</w:t>
@@ -1614,7 +1588,6 @@
             <w:r>
               <w:rPr>
                 <w:b/>
-                <w:color w:val="0F233D"/>
                 <w:sz w:val="20"/>
                 <w:szCs w:val="20"/>
               </w:rPr>
@@ -1646,14 +1619,12 @@
             </w:pPr>
             <w:r>
               <w:rPr>
-                <w:color w:val="0000FF"/>
                 <w:sz w:val="20"/>
               </w:rPr>
               <w:t>코리아 IT</w:t>
             </w:r>
             <w:r>
               <w:rPr>
-                <w:color w:val="0000FF"/>
                 <w:spacing w:val="2"/>
                 <w:sz w:val="20"/>
               </w:rPr>
@@ -1661,7 +1632,6 @@
             </w:r>
             <w:r>
               <w:rPr>
-                <w:color w:val="0000FF"/>
                 <w:sz w:val="20"/>
               </w:rPr>
               <w:t>아카데미대구</w:t>
@@ -1694,7 +1664,6 @@
             <w:r>
               <w:rPr>
                 <w:b/>
-                <w:color w:val="272727"/>
                 <w:sz w:val="20"/>
               </w:rPr>
               <w:t>교육과정명</w:t>
@@ -1718,7 +1687,6 @@
               <w:ind w:left="28"/>
               <w:jc w:val="center"/>
               <w:rPr>
-                <w:color w:val="0000FF"/>
                 <w:sz w:val="20"/>
                 <w:szCs w:val="20"/>
               </w:rPr>
@@ -1780,7 +1748,6 @@
             <w:r>
               <w:rPr>
                 <w:b/>
-                <w:color w:val="272727"/>
                 <w:sz w:val="20"/>
                 <w:szCs w:val="20"/>
               </w:rPr>
@@ -1833,45 +1800,85 @@
               <w:jc w:val="center"/>
               <w:rPr>
                 <w:rFonts w:ascii="돋움" w:eastAsia="돋움" w:hAnsi="돋움"/>
-              </w:rPr>
-            </w:pPr>
-            <w:r>
+                <w:color w:val="auto"/>
+              </w:rPr>
+            </w:pPr>
+            <w:r>
+              <w:rPr>
+                <w:color w:val="auto"/>
+              </w:rPr>
               <w:t>프론트앤드</w:t>
             </w:r>
             <w:r>
+              <w:rPr>
+                <w:color w:val="auto"/>
+              </w:rPr>
               <w:t xml:space="preserve">, </w:t>
             </w:r>
             <w:r>
+              <w:rPr>
+                <w:color w:val="auto"/>
+              </w:rPr>
               <w:t>백앤드</w:t>
             </w:r>
             <w:r>
+              <w:rPr>
+                <w:color w:val="auto"/>
+              </w:rPr>
               <w:t xml:space="preserve"> </w:t>
             </w:r>
             <w:r>
+              <w:rPr>
+                <w:color w:val="auto"/>
+              </w:rPr>
               <w:t>모두</w:t>
             </w:r>
             <w:r>
+              <w:rPr>
+                <w:color w:val="auto"/>
+              </w:rPr>
               <w:t xml:space="preserve"> </w:t>
             </w:r>
             <w:r>
+              <w:rPr>
+                <w:color w:val="auto"/>
+              </w:rPr>
               <w:t>다루는</w:t>
             </w:r>
             <w:r>
+              <w:rPr>
+                <w:color w:val="auto"/>
+              </w:rPr>
               <w:t xml:space="preserve"> </w:t>
             </w:r>
             <w:r>
+              <w:rPr>
+                <w:color w:val="auto"/>
+              </w:rPr>
               <w:t>풀스택</w:t>
             </w:r>
             <w:r>
+              <w:rPr>
+                <w:color w:val="auto"/>
+              </w:rPr>
               <w:t xml:space="preserve"> </w:t>
             </w:r>
             <w:r>
+              <w:rPr>
+                <w:color w:val="auto"/>
+              </w:rPr>
               <w:t>개발자</w:t>
             </w:r>
             <w:r>
+              <w:rPr>
+                <w:color w:val="auto"/>
+              </w:rPr>
               <w:t xml:space="preserve"> </w:t>
             </w:r>
             <w:r>
+              <w:rPr>
+                <w:color w:val="auto"/>
+              </w:rPr>
               <w:t>과정</w:t>
             </w:r>
           </w:p>
@@ -1994,7 +2001,6 @@
               <w:rPr>
                 <w:b/>
                 <w:bCs/>
-                <w:color w:val="FFFFFF"/>
                 <w:sz w:val="20"/>
                 <w:szCs w:val="20"/>
               </w:rPr>
@@ -2056,7 +2062,6 @@
               <w:rPr>
                 <w:b/>
                 <w:bCs/>
-                <w:color w:val="FFFFFF"/>
                 <w:sz w:val="20"/>
                 <w:szCs w:val="20"/>
               </w:rPr>
@@ -2124,7 +2129,6 @@
               <w:rPr>
                 <w:b/>
                 <w:bCs/>
-                <w:color w:val="FFFFFF"/>
                 <w:sz w:val="20"/>
                 <w:szCs w:val="20"/>
               </w:rPr>
@@ -2190,7 +2194,6 @@
               <w:rPr>
                 <w:b/>
                 <w:bCs/>
-                <w:color w:val="FFFFFF"/>
                 <w:sz w:val="20"/>
                 <w:szCs w:val="20"/>
               </w:rPr>
@@ -2222,7 +2225,6 @@
             </w:pPr>
             <w:r>
               <w:rPr>
-                <w:color w:val="0000FF"/>
                 <w:sz w:val="20"/>
               </w:rPr>
               <w:t>2016.07 ~ 2018.06</w:t>
@@ -2257,7 +2259,6 @@
               <w:rPr>
                 <w:b/>
                 <w:bCs/>
-                <w:color w:val="FFFFFF"/>
                 <w:sz w:val="20"/>
                 <w:szCs w:val="20"/>
               </w:rPr>
@@ -2370,15 +2371,7 @@
           <w:sz w:val="20"/>
           <w:szCs w:val="20"/>
         </w:rPr>
-        <w:t>면허사항</w:t>
-      </w:r>
-      <w:r>
-        <w:rPr>
-          <w:color w:val="FF0000"/>
-          <w:sz w:val="20"/>
-          <w:szCs w:val="20"/>
-        </w:rPr>
-        <w:t>(없으면 삭제)</w:t>
+        <w:t>면허사항(없으면 삭제)</w:t>
       </w:r>
     </w:p>
     <w:tbl>
@@ -2429,7 +2422,6 @@
               <w:rPr>
                 <w:b/>
                 <w:bCs/>
-                <w:color w:val="FFFFFF"/>
                 <w:sz w:val="20"/>
                 <w:szCs w:val="20"/>
               </w:rPr>
@@ -2466,7 +2458,6 @@
               <w:rPr>
                 <w:b/>
                 <w:bCs/>
-                <w:color w:val="FFFFFF"/>
                 <w:sz w:val="20"/>
                 <w:szCs w:val="20"/>
               </w:rPr>
@@ -2502,7 +2493,6 @@
               <w:rPr>
                 <w:b/>
                 <w:bCs/>
-                <w:color w:val="FFFFFF"/>
                 <w:sz w:val="20"/>
                 <w:szCs w:val="20"/>
               </w:rPr>
@@ -2538,14 +2528,12 @@
             </w:pPr>
             <w:r>
               <w:rPr>
-                <w:color w:val="0000FF"/>
                 <w:sz w:val="20"/>
               </w:rPr>
               <w:t>운전면허</w:t>
             </w:r>
             <w:r>
               <w:rPr>
-                <w:color w:val="0000FF"/>
                 <w:spacing w:val="-4"/>
                 <w:sz w:val="20"/>
               </w:rPr>
@@ -2553,7 +2541,6 @@
             </w:r>
             <w:r>
               <w:rPr>
-                <w:color w:val="0000FF"/>
                 <w:spacing w:val="-4"/>
                 <w:sz w:val="20"/>
               </w:rPr>
@@ -2561,14 +2548,12 @@
             </w:r>
             <w:r>
               <w:rPr>
-                <w:color w:val="0000FF"/>
                 <w:sz w:val="20"/>
               </w:rPr>
               <w:t>종</w:t>
             </w:r>
             <w:r>
               <w:rPr>
-                <w:color w:val="0000FF"/>
                 <w:spacing w:val="-3"/>
                 <w:sz w:val="20"/>
               </w:rPr>
@@ -2576,7 +2561,6 @@
             </w:r>
             <w:r>
               <w:rPr>
-                <w:color w:val="0000FF"/>
                 <w:sz w:val="20"/>
               </w:rPr>
               <w:t>보통</w:t>
@@ -2606,7 +2590,6 @@
             </w:pPr>
             <w:r>
               <w:rPr>
-                <w:color w:val="0000FF"/>
                 <w:spacing w:val="-2"/>
                 <w:sz w:val="20"/>
               </w:rPr>
@@ -2661,14 +2644,12 @@
               <w:ind w:right="-15"/>
               <w:jc w:val="center"/>
               <w:rPr>
-                <w:color w:val="0000FF"/>
                 <w:sz w:val="20"/>
               </w:rPr>
             </w:pPr>
             <w:r>
               <w:rPr>
                 <w:rFonts w:hint="eastAsia"/>
-                <w:color w:val="0000FF"/>
                 <w:sz w:val="20"/>
               </w:rPr>
               <w:t>정보처리기사 필기</w:t>
@@ -2692,7 +2673,6 @@
               <w:spacing w:before="24"/>
               <w:jc w:val="center"/>
               <w:rPr>
-                <w:color w:val="0000FF"/>
                 <w:spacing w:val="-2"/>
                 <w:sz w:val="20"/>
               </w:rPr>
@@ -2700,7 +2680,6 @@
             <w:r>
               <w:rPr>
                 <w:rFonts w:hint="eastAsia"/>
-                <w:color w:val="0000FF"/>
                 <w:spacing w:val="-2"/>
                 <w:sz w:val="20"/>
               </w:rPr>
@@ -2708,7 +2687,6 @@
             </w:r>
             <w:r>
               <w:rPr>
-                <w:color w:val="0000FF"/>
                 <w:spacing w:val="-2"/>
                 <w:sz w:val="20"/>
               </w:rPr>
@@ -2755,7 +2733,6 @@
         <w:spacing w:before="1"/>
         <w:ind w:hanging="277"/>
         <w:rPr>
-          <w:color w:val="FF0000"/>
           <w:sz w:val="20"/>
           <w:szCs w:val="20"/>
         </w:rPr>
@@ -2766,20 +2743,10 @@
           <w:sz w:val="20"/>
           <w:szCs w:val="20"/>
         </w:rPr>
-        <w:t>능력사항</w:t>
+        <w:t>능력사항(직무관련</w:t>
       </w:r>
       <w:r>
         <w:rPr>
-          <w:color w:val="FF0000"/>
-          <w:spacing w:val="-4"/>
-          <w:sz w:val="20"/>
-          <w:szCs w:val="20"/>
-        </w:rPr>
-        <w:t>(직무관련</w:t>
-      </w:r>
-      <w:r>
-        <w:rPr>
-          <w:color w:val="FF0000"/>
           <w:spacing w:val="-12"/>
           <w:sz w:val="20"/>
           <w:szCs w:val="20"/>
@@ -2788,7 +2755,6 @@
       </w:r>
       <w:r>
         <w:rPr>
-          <w:color w:val="FF0000"/>
           <w:spacing w:val="-3"/>
           <w:sz w:val="20"/>
           <w:szCs w:val="20"/>
@@ -2797,7 +2763,6 @@
       </w:r>
       <w:r>
         <w:rPr>
-          <w:color w:val="FF0000"/>
           <w:spacing w:val="-7"/>
           <w:sz w:val="20"/>
           <w:szCs w:val="20"/>
@@ -2806,7 +2771,6 @@
       </w:r>
       <w:r>
         <w:rPr>
-          <w:color w:val="FF0000"/>
           <w:spacing w:val="-3"/>
           <w:sz w:val="20"/>
           <w:szCs w:val="20"/>
@@ -2815,7 +2779,6 @@
       </w:r>
       <w:r>
         <w:rPr>
-          <w:color w:val="FF0000"/>
           <w:spacing w:val="-12"/>
           <w:sz w:val="20"/>
           <w:szCs w:val="20"/>
@@ -2824,7 +2787,6 @@
       </w:r>
       <w:r>
         <w:rPr>
-          <w:color w:val="FF0000"/>
           <w:spacing w:val="-3"/>
           <w:sz w:val="20"/>
           <w:szCs w:val="20"/>
@@ -2833,7 +2795,6 @@
       </w:r>
       <w:r>
         <w:rPr>
-          <w:color w:val="FF0000"/>
           <w:sz w:val="20"/>
           <w:szCs w:val="20"/>
         </w:rPr>
@@ -2841,7 +2802,6 @@
       </w:r>
       <w:r>
         <w:rPr>
-          <w:color w:val="FF0000"/>
           <w:spacing w:val="-3"/>
           <w:sz w:val="20"/>
           <w:szCs w:val="20"/>
@@ -2896,7 +2856,6 @@
               <w:rPr>
                 <w:b/>
                 <w:bCs/>
-                <w:color w:val="FFFFFF"/>
                 <w:sz w:val="20"/>
                 <w:szCs w:val="20"/>
               </w:rPr>
@@ -2932,7 +2891,6 @@
               <w:rPr>
                 <w:b/>
                 <w:bCs/>
-                <w:color w:val="FFFFFF"/>
                 <w:sz w:val="20"/>
                 <w:szCs w:val="20"/>
               </w:rPr>
@@ -2942,7 +2900,6 @@
               <w:rPr>
                 <w:b/>
                 <w:bCs/>
-                <w:color w:val="FFFFFF"/>
                 <w:spacing w:val="-11"/>
                 <w:sz w:val="20"/>
                 <w:szCs w:val="20"/>
@@ -2953,7 +2910,6 @@
               <w:rPr>
                 <w:b/>
                 <w:bCs/>
-                <w:color w:val="FFFFFF"/>
                 <w:sz w:val="20"/>
                 <w:szCs w:val="20"/>
               </w:rPr>
@@ -2982,7 +2938,6 @@
             </w:pPr>
             <w:r>
               <w:rPr>
-                <w:color w:val="0000FF"/>
                 <w:sz w:val="20"/>
               </w:rPr>
               <w:t>Java</w:t>
@@ -3007,14 +2962,12 @@
               <w:textAlignment w:val="baseline"/>
               <w:rPr>
                 <w:rFonts w:cs="굴림"/>
-                <w:color w:val="0000FF"/>
-                <w:sz w:val="20"/>
-                <w:szCs w:val="20"/>
-              </w:rPr>
-            </w:pPr>
-            <w:r>
-              <w:rPr>
-                <w:color w:val="0000FF"/>
+                <w:sz w:val="20"/>
+                <w:szCs w:val="20"/>
+              </w:rPr>
+            </w:pPr>
+            <w:r>
+              <w:rPr>
                 <w:spacing w:val="-2"/>
                 <w:sz w:val="20"/>
               </w:rPr>
@@ -3022,7 +2975,6 @@
             </w:r>
             <w:r>
               <w:rPr>
-                <w:color w:val="0000FF"/>
                 <w:spacing w:val="-13"/>
                 <w:sz w:val="20"/>
               </w:rPr>
@@ -3030,7 +2982,6 @@
             </w:r>
             <w:r>
               <w:rPr>
-                <w:color w:val="0000FF"/>
                 <w:spacing w:val="-2"/>
                 <w:sz w:val="20"/>
               </w:rPr>
@@ -3038,7 +2989,6 @@
             </w:r>
             <w:r>
               <w:rPr>
-                <w:color w:val="0000FF"/>
                 <w:spacing w:val="-10"/>
                 <w:sz w:val="20"/>
               </w:rPr>
@@ -3046,7 +2996,6 @@
             </w:r>
             <w:r>
               <w:rPr>
-                <w:color w:val="0000FF"/>
                 <w:spacing w:val="-2"/>
                 <w:sz w:val="20"/>
               </w:rPr>
@@ -3054,7 +3003,6 @@
             </w:r>
             <w:r>
               <w:rPr>
-                <w:color w:val="0000FF"/>
                 <w:spacing w:val="-8"/>
                 <w:sz w:val="20"/>
               </w:rPr>
@@ -3062,7 +3010,6 @@
             </w:r>
             <w:r>
               <w:rPr>
-                <w:color w:val="0000FF"/>
                 <w:spacing w:val="-1"/>
                 <w:sz w:val="20"/>
               </w:rPr>
@@ -3070,7 +3017,6 @@
             </w:r>
             <w:r>
               <w:rPr>
-                <w:color w:val="0000FF"/>
                 <w:spacing w:val="-7"/>
                 <w:sz w:val="20"/>
               </w:rPr>
@@ -3078,7 +3024,6 @@
             </w:r>
             <w:r>
               <w:rPr>
-                <w:color w:val="0000FF"/>
                 <w:spacing w:val="-1"/>
                 <w:sz w:val="20"/>
               </w:rPr>
@@ -3086,7 +3031,6 @@
             </w:r>
             <w:r>
               <w:rPr>
-                <w:color w:val="0000FF"/>
                 <w:spacing w:val="-8"/>
                 <w:sz w:val="20"/>
               </w:rPr>
@@ -3094,7 +3038,6 @@
             </w:r>
             <w:r>
               <w:rPr>
-                <w:color w:val="0000FF"/>
                 <w:spacing w:val="-1"/>
                 <w:sz w:val="20"/>
               </w:rPr>
@@ -3102,7 +3045,6 @@
             </w:r>
             <w:r>
               <w:rPr>
-                <w:color w:val="0000FF"/>
                 <w:spacing w:val="-7"/>
                 <w:sz w:val="20"/>
               </w:rPr>
@@ -3110,7 +3052,6 @@
             </w:r>
             <w:r>
               <w:rPr>
-                <w:color w:val="0000FF"/>
                 <w:spacing w:val="-1"/>
                 <w:sz w:val="20"/>
               </w:rPr>
@@ -3118,7 +3059,6 @@
             </w:r>
             <w:r>
               <w:rPr>
-                <w:color w:val="0000FF"/>
                 <w:spacing w:val="-13"/>
                 <w:sz w:val="20"/>
               </w:rPr>
@@ -3126,7 +3066,6 @@
             </w:r>
             <w:r>
               <w:rPr>
-                <w:color w:val="0000FF"/>
                 <w:spacing w:val="-1"/>
                 <w:sz w:val="20"/>
               </w:rPr>
@@ -3134,7 +3073,6 @@
             </w:r>
             <w:r>
               <w:rPr>
-                <w:color w:val="0000FF"/>
                 <w:spacing w:val="-10"/>
                 <w:sz w:val="20"/>
               </w:rPr>
@@ -3142,7 +3080,6 @@
             </w:r>
             <w:r>
               <w:rPr>
-                <w:color w:val="0000FF"/>
                 <w:spacing w:val="-1"/>
                 <w:sz w:val="20"/>
               </w:rPr>
@@ -3150,7 +3087,6 @@
             </w:r>
             <w:r>
               <w:rPr>
-                <w:color w:val="0000FF"/>
                 <w:spacing w:val="-8"/>
                 <w:sz w:val="20"/>
               </w:rPr>
@@ -3158,7 +3094,6 @@
             </w:r>
             <w:r>
               <w:rPr>
-                <w:color w:val="0000FF"/>
                 <w:spacing w:val="-1"/>
                 <w:sz w:val="20"/>
               </w:rPr>
@@ -3188,14 +3123,12 @@
               <w:ind w:right="103"/>
               <w:jc w:val="center"/>
               <w:rPr>
-                <w:color w:val="0000FF"/>
-                <w:sz w:val="20"/>
-                <w:szCs w:val="20"/>
-              </w:rPr>
-            </w:pPr>
-            <w:r>
-              <w:rPr>
-                <w:color w:val="0000FF"/>
+                <w:sz w:val="20"/>
+                <w:szCs w:val="20"/>
+              </w:rPr>
+            </w:pPr>
+            <w:r>
+              <w:rPr>
                 <w:sz w:val="20"/>
               </w:rPr>
               <w:t>Database</w:t>
@@ -3220,21 +3153,18 @@
               <w:textAlignment w:val="baseline"/>
               <w:rPr>
                 <w:rFonts w:cs="굴림"/>
-                <w:color w:val="0000FF"/>
-                <w:sz w:val="20"/>
-                <w:szCs w:val="20"/>
-              </w:rPr>
-            </w:pPr>
-            <w:r>
-              <w:rPr>
-                <w:color w:val="0000FF"/>
+                <w:sz w:val="20"/>
+                <w:szCs w:val="20"/>
+              </w:rPr>
+            </w:pPr>
+            <w:r>
+              <w:rPr>
                 <w:sz w:val="20"/>
               </w:rPr>
               <w:t>데이터베이스</w:t>
             </w:r>
             <w:r>
               <w:rPr>
-                <w:color w:val="0000FF"/>
                 <w:spacing w:val="-7"/>
                 <w:sz w:val="20"/>
               </w:rPr>
@@ -3242,14 +3172,12 @@
             </w:r>
             <w:r>
               <w:rPr>
-                <w:color w:val="0000FF"/>
                 <w:sz w:val="20"/>
               </w:rPr>
               <w:t>개념과</w:t>
             </w:r>
             <w:r>
               <w:rPr>
-                <w:color w:val="0000FF"/>
                 <w:spacing w:val="-7"/>
                 <w:sz w:val="20"/>
               </w:rPr>
@@ -3257,14 +3185,12 @@
             </w:r>
             <w:r>
               <w:rPr>
-                <w:color w:val="0000FF"/>
                 <w:sz w:val="20"/>
               </w:rPr>
               <w:t>이해</w:t>
             </w:r>
             <w:r>
               <w:rPr>
-                <w:color w:val="0000FF"/>
                 <w:spacing w:val="-9"/>
                 <w:sz w:val="20"/>
               </w:rPr>
@@ -3272,14 +3198,12 @@
             </w:r>
             <w:r>
               <w:rPr>
-                <w:color w:val="0000FF"/>
                 <w:sz w:val="20"/>
               </w:rPr>
               <w:t>SQL문을</w:t>
             </w:r>
             <w:r>
               <w:rPr>
-                <w:color w:val="0000FF"/>
                 <w:spacing w:val="-8"/>
                 <w:sz w:val="20"/>
               </w:rPr>
@@ -3287,14 +3211,12 @@
             </w:r>
             <w:r>
               <w:rPr>
-                <w:color w:val="0000FF"/>
                 <w:sz w:val="20"/>
               </w:rPr>
               <w:t>활용한</w:t>
             </w:r>
             <w:r>
               <w:rPr>
-                <w:color w:val="0000FF"/>
                 <w:spacing w:val="-8"/>
                 <w:sz w:val="20"/>
               </w:rPr>
@@ -3302,14 +3224,12 @@
             </w:r>
             <w:r>
               <w:rPr>
-                <w:color w:val="0000FF"/>
                 <w:sz w:val="20"/>
               </w:rPr>
               <w:t>테이블</w:t>
             </w:r>
             <w:r>
               <w:rPr>
-                <w:color w:val="0000FF"/>
                 <w:spacing w:val="-8"/>
                 <w:sz w:val="20"/>
               </w:rPr>
@@ -3317,14 +3237,12 @@
             </w:r>
             <w:r>
               <w:rPr>
-                <w:color w:val="0000FF"/>
                 <w:sz w:val="20"/>
               </w:rPr>
               <w:t>생성과</w:t>
             </w:r>
             <w:r>
               <w:rPr>
-                <w:color w:val="0000FF"/>
                 <w:spacing w:val="-9"/>
                 <w:sz w:val="20"/>
               </w:rPr>
@@ -3332,14 +3250,12 @@
             </w:r>
             <w:r>
               <w:rPr>
-                <w:color w:val="0000FF"/>
                 <w:sz w:val="20"/>
               </w:rPr>
               <w:t>검색,</w:t>
             </w:r>
             <w:r>
               <w:rPr>
-                <w:color w:val="0000FF"/>
                 <w:spacing w:val="-3"/>
                 <w:sz w:val="20"/>
               </w:rPr>
@@ -3347,14 +3263,12 @@
             </w:r>
             <w:r>
               <w:rPr>
-                <w:color w:val="0000FF"/>
                 <w:sz w:val="20"/>
               </w:rPr>
               <w:t>수정</w:t>
             </w:r>
             <w:r>
               <w:rPr>
-                <w:color w:val="0000FF"/>
                 <w:spacing w:val="-7"/>
                 <w:sz w:val="20"/>
               </w:rPr>
@@ -3362,14 +3276,12 @@
             </w:r>
             <w:r>
               <w:rPr>
-                <w:color w:val="0000FF"/>
                 <w:sz w:val="20"/>
               </w:rPr>
               <w:t>삭제</w:t>
             </w:r>
             <w:r>
               <w:rPr>
-                <w:color w:val="0000FF"/>
                 <w:spacing w:val="-8"/>
                 <w:sz w:val="20"/>
               </w:rPr>
@@ -3377,7 +3289,6 @@
             </w:r>
             <w:r>
               <w:rPr>
-                <w:color w:val="0000FF"/>
                 <w:sz w:val="20"/>
               </w:rPr>
               <w:t>처리</w:t>
@@ -3493,7 +3404,6 @@
                 <w:sz w:val="20"/>
                 <w:szCs w:val="20"/>
               </w:rPr>
-              <w:lastRenderedPageBreak/>
               <w:t>깃허브</w:t>
             </w:r>
           </w:p>
@@ -3556,9 +3466,6 @@
         <w:pStyle w:val="1"/>
         <w:ind w:left="0"/>
         <w:jc w:val="left"/>
-        <w:rPr>
-          <w:rFonts w:hint="eastAsia"/>
-        </w:rPr>
       </w:pPr>
     </w:p>
     <w:p>
@@ -3654,7 +3561,6 @@
                 <w:sz w:val="20"/>
                 <w:szCs w:val="20"/>
               </w:rPr>
-              <w:lastRenderedPageBreak/>
               <w:t>1)지원동기</w:t>
             </w:r>
           </w:p>
@@ -3716,6 +3622,81 @@
           </w:tcPr>
           <w:p>
             <w:pPr>
+              <w:ind w:firstLineChars="100" w:firstLine="220"/>
+              <w:rPr>
+                <w:rFonts w:cs="굴림"/>
+                <w:spacing w:val="-8"/>
+                <w:kern w:val="2"/>
+                <w:sz w:val="20"/>
+                <w:szCs w:val="20"/>
+                <w:shd w:val="clear" w:color="auto" w:fill="FFFFFF"/>
+              </w:rPr>
+            </w:pPr>
+            <w:r>
+              <w:t>토목공학을 전공한 뒤 공무원 시험을 준비했지만, 정해진 내용을 반복적으로 암기하는 방식보다 문제를 해결하고 결과를 만들어내는 과정에서 더 큰 흥미를 느끼는 사람이라는 것을 깨달았습니다. 이후 개발을 접하면서 직접 작성한 코드가 의도한 대로 동작하고, 하나의 기능이 완성되어 서비스로 이어지는 과정에서 큰 성취감을 느꼈습니다. 이를 계기로 풀스택 개발자 양성과정에 등록해 Java와 Spring 기반 웹 개발, 데이터베이스를 체계적으로 학습했으며, 정보처리기사 필기에 합격하고 현재 실기 결과를 기다리고 있습니다.</w:t>
+            </w:r>
+          </w:p>
+          <w:p>
+            <w:pPr>
+              <w:ind w:firstLineChars="100" w:firstLine="220"/>
+              <w:rPr>
+                <w:rFonts w:cs="굴림"/>
+                <w:spacing w:val="-8"/>
+                <w:kern w:val="2"/>
+                <w:sz w:val="20"/>
+                <w:szCs w:val="20"/>
+                <w:shd w:val="clear" w:color="auto" w:fill="FFFFFF"/>
+              </w:rPr>
+            </w:pPr>
+            <w:r>
+              <w:t>특히 팀 프로젝트에서 데이터 수집 기능을 개발하고 스케줄러를 통해 매일 새벽 자동으로 데이터가 적재되는 과정을 확인하면서 백엔드 개발의 매력을 실감했습니다. 사용자가 직접 보지 않는 영역에서 데이터를 처리하고 서비스가 안정적으로 동작하도록 만드는 역할에 가장 큰 보람을 느꼈고, 이러한 경험을 통해 백엔드 개발자로 성장하겠다는 목표를 확고히 하게 되었습니다.</w:t>
+            </w:r>
+          </w:p>
+          <w:p>
+            <w:pPr>
+              <w:ind w:firstLineChars="100" w:firstLine="220"/>
+              <w:rPr>
+                <w:rFonts w:cs="굴림"/>
+                <w:spacing w:val="-8"/>
+                <w:kern w:val="2"/>
+                <w:sz w:val="20"/>
+                <w:szCs w:val="20"/>
+                <w:shd w:val="clear" w:color="auto" w:fill="FFFFFF"/>
+              </w:rPr>
+            </w:pPr>
+            <w:r>
+              <w:t>입사 후에는 먼저 회사의 기술 스택과 서비스 구조를 빠르게 이해하고, 기존 코드와 업무 프로세스를 익히는 데 집중하겠습니다. 모르는 부분은 그대로 넘기지 않고 적극적으로 질문하고 학습 내용을 기록하며 빠르게 실무에 적응하겠습니다. 또한 현재 SQLD 자격증을 준비하며 데이터베이스 역량을 보완하고 있는 것처럼 업무에 필요한 기술도 지속적으로 학습해 맡은 업무를 안정적으로 수행하겠습니다.</w:t>
+            </w:r>
+          </w:p>
+          <w:p>
+            <w:pPr>
+              <w:ind w:firstLineChars="100" w:firstLine="220"/>
+              <w:rPr>
+                <w:rFonts w:cs="굴림"/>
+                <w:spacing w:val="-8"/>
+                <w:kern w:val="2"/>
+                <w:sz w:val="20"/>
+                <w:szCs w:val="20"/>
+                <w:shd w:val="clear" w:color="auto" w:fill="FFFFFF"/>
+              </w:rPr>
+            </w:pPr>
+            <w:r>
+              <w:t>업무에 익숙해진 이후에는 단순히 주어진 기능을 구현하는 데 그치지 않고, 코드의 구조와 유지보수성을 함께 고려하며 더 나은 방법을 고민하는 개발자가 되고 싶습니다. 작은 개선 사항도 먼저 찾아 제안하고, 팀원들이 안심하고 함께 일할 수 있는 개발자로 성장하여 회사의 서비스 품질과 성장에 꾸준히 기여하겠습니다.</w:t>
+            </w:r>
+          </w:p>
+          <w:p>
+            <w:pPr>
+              <w:rPr>
+                <w:rFonts w:cs="굴림" w:hint="eastAsia"/>
+                <w:color w:val="000000" w:themeColor="text1"/>
+                <w:spacing w:val="-8"/>
+                <w:kern w:val="2"/>
+                <w:sz w:val="20"/>
+                <w:szCs w:val="20"/>
+                <w:shd w:val="clear" w:color="auto" w:fill="FFFFFF"/>
+              </w:rPr>
+            </w:pPr>
+            <w:r>
               <w:rPr>
                 <w:rFonts w:cs="굴림"/>
                 <w:color w:val="000000" w:themeColor="text1"/>
@@ -3725,428 +3706,13 @@
                 <w:szCs w:val="20"/>
                 <w:shd w:val="clear" w:color="auto" w:fill="FFFFFF"/>
               </w:rPr>
-            </w:pPr>
-            <w:r>
-              <w:rPr>
-                <w:rFonts w:cs="굴림" w:hint="eastAsia"/>
-                <w:color w:val="000000" w:themeColor="text1"/>
-                <w:spacing w:val="-8"/>
-                <w:kern w:val="2"/>
-                <w:sz w:val="20"/>
-                <w:szCs w:val="20"/>
-                <w:shd w:val="clear" w:color="auto" w:fill="FFFFFF"/>
-              </w:rPr>
-              <w:t>토목공학을</w:t>
-            </w:r>
-            <w:r>
-              <w:rPr>
-                <w:rFonts w:cs="굴림"/>
-                <w:color w:val="000000" w:themeColor="text1"/>
-                <w:spacing w:val="-8"/>
-                <w:kern w:val="2"/>
-                <w:sz w:val="20"/>
-                <w:szCs w:val="20"/>
-                <w:shd w:val="clear" w:color="auto" w:fill="FFFFFF"/>
-              </w:rPr>
-              <w:t xml:space="preserve"> 전공하고 졸업 후에는 공무원 시험을 준비했습니다. 하지만 정해진 내용을 외우는 공부가 저와 맞지 않는다는 것을 인정하게 되었고, 제가 어떤 일을 할 때 몰입하는지 처음부터 다시 돌아봤습니다. 그러던 중 개발 공부를 접했고, 직접 작성한 코드가 의도한 대로 작동하는 경험에 처음으로 시간 가는 줄 모르고 빠져들었습니다. 곧바로 풀스택 개발자 양성과정에 등록해 Java와 Spring 기반 웹 개발과 데이터베이스를 배웠고, 정보처리기사 필기에 합격한 </w:t>
-            </w:r>
-            <w:r>
-              <w:rPr>
-                <w:rFonts w:cs="굴림" w:hint="eastAsia"/>
-                <w:color w:val="000000" w:themeColor="text1"/>
-                <w:spacing w:val="-8"/>
-                <w:kern w:val="2"/>
-                <w:sz w:val="20"/>
-                <w:szCs w:val="20"/>
-                <w:shd w:val="clear" w:color="auto" w:fill="FFFFFF"/>
-              </w:rPr>
-              <w:t>뒤</w:t>
-            </w:r>
-            <w:r>
-              <w:rPr>
-                <w:rFonts w:cs="굴림"/>
-                <w:color w:val="000000" w:themeColor="text1"/>
-                <w:spacing w:val="-8"/>
-                <w:kern w:val="2"/>
-                <w:sz w:val="20"/>
-                <w:szCs w:val="20"/>
-                <w:shd w:val="clear" w:color="auto" w:fill="FFFFFF"/>
-              </w:rPr>
-              <w:t xml:space="preserve"> 실기 결과를 기다리고 있습니다.</w:t>
-            </w:r>
-          </w:p>
-          <w:p>
-            <w:pPr>
-              <w:rPr>
-                <w:rFonts w:cs="굴림"/>
-                <w:color w:val="000000" w:themeColor="text1"/>
-                <w:spacing w:val="-8"/>
-                <w:kern w:val="2"/>
-                <w:sz w:val="20"/>
-                <w:szCs w:val="20"/>
-                <w:shd w:val="clear" w:color="auto" w:fill="FFFFFF"/>
-              </w:rPr>
-            </w:pPr>
-          </w:p>
-          <w:p>
-            <w:pPr>
-              <w:rPr>
-                <w:rFonts w:cs="굴림"/>
-                <w:color w:val="000000" w:themeColor="text1"/>
-                <w:spacing w:val="-8"/>
-                <w:kern w:val="2"/>
-                <w:sz w:val="20"/>
-                <w:szCs w:val="20"/>
-                <w:shd w:val="clear" w:color="auto" w:fill="FFFFFF"/>
-              </w:rPr>
-            </w:pPr>
-            <w:r>
-              <w:rPr>
-                <w:rFonts w:cs="굴림" w:hint="eastAsia"/>
-                <w:color w:val="000000" w:themeColor="text1"/>
-                <w:spacing w:val="-8"/>
-                <w:kern w:val="2"/>
-                <w:sz w:val="20"/>
-                <w:szCs w:val="20"/>
-                <w:shd w:val="clear" w:color="auto" w:fill="FFFFFF"/>
-              </w:rPr>
-              <w:t>과정</w:t>
-            </w:r>
-            <w:r>
-              <w:rPr>
-                <w:rFonts w:cs="굴림"/>
-                <w:color w:val="000000" w:themeColor="text1"/>
-                <w:spacing w:val="-8"/>
-                <w:kern w:val="2"/>
-                <w:sz w:val="20"/>
-                <w:szCs w:val="20"/>
-                <w:shd w:val="clear" w:color="auto" w:fill="FFFFFF"/>
-              </w:rPr>
-              <w:t xml:space="preserve"> 중 진행한 팀 프로젝트에서 제가 만든 데이터 수집 기능이 매일 새벽 스케줄러로 실행되어 서비스에 데이터를 쌓는 것을 확인했을 때, 이 일이 제 적성에 맞는다는 확신이 들었습니다. 화면에 바로 보이는 결과보다 그 뒤에서 데이터를 처리하고 서비스가 안정적으로 돌아가게 만드는 일에 더 큰 매력을 느껴 백엔드 개발자로 지원하게 되었습니다. 돌아서 시작한 만큼 지금의 몰입을 오래 유지하며 꾸준히 성장하겠습니다.</w:t>
-            </w:r>
-          </w:p>
-          <w:p>
-            <w:pPr>
-              <w:rPr>
-                <w:rFonts w:cs="굴림"/>
-                <w:color w:val="000000" w:themeColor="text1"/>
-                <w:spacing w:val="-8"/>
-                <w:kern w:val="2"/>
-                <w:sz w:val="20"/>
-                <w:szCs w:val="20"/>
-                <w:shd w:val="clear" w:color="auto" w:fill="FFFFFF"/>
-              </w:rPr>
-            </w:pPr>
+              <w:t>.</w:t>
+            </w:r>
           </w:p>
           <w:p>
             <w:pPr>
               <w:pStyle w:val="ab"/>
-              <w:numPr>
-                <w:ilvl w:val="0"/>
-                <w:numId w:val="4"/>
-              </w:numPr>
-              <w:rPr>
-                <w:rFonts w:cs="굴림"/>
-                <w:color w:val="1919FF"/>
-                <w:spacing w:val="-8"/>
-                <w:kern w:val="2"/>
-                <w:sz w:val="20"/>
-                <w:szCs w:val="20"/>
-                <w:shd w:val="clear" w:color="auto" w:fill="FFFFFF"/>
-              </w:rPr>
-            </w:pPr>
-            <w:r>
-              <w:rPr>
-                <w:rFonts w:cs="굴림" w:hint="eastAsia"/>
-                <w:color w:val="1919FF"/>
-                <w:spacing w:val="-8"/>
-                <w:kern w:val="2"/>
-                <w:sz w:val="20"/>
-                <w:szCs w:val="20"/>
-                <w:shd w:val="clear" w:color="auto" w:fill="FFFFFF"/>
-              </w:rPr>
-              <w:t xml:space="preserve">지원동기의 핵심은 </w:t>
-            </w:r>
-            <w:r>
-              <w:rPr>
-                <w:rFonts w:cs="굴림"/>
-                <w:color w:val="1919FF"/>
-                <w:spacing w:val="-8"/>
-                <w:kern w:val="2"/>
-                <w:sz w:val="20"/>
-                <w:szCs w:val="20"/>
-                <w:shd w:val="clear" w:color="auto" w:fill="FFFFFF"/>
-              </w:rPr>
-              <w:t>‘</w:t>
-            </w:r>
-            <w:r>
-              <w:rPr>
-                <w:rFonts w:cs="굴림" w:hint="eastAsia"/>
-                <w:color w:val="1919FF"/>
-                <w:spacing w:val="-8"/>
-                <w:kern w:val="2"/>
-                <w:sz w:val="20"/>
-                <w:szCs w:val="20"/>
-                <w:shd w:val="clear" w:color="auto" w:fill="FFFFFF"/>
-              </w:rPr>
-              <w:t>왜 개발자인가</w:t>
-            </w:r>
-            <w:r>
-              <w:rPr>
-                <w:rFonts w:cs="굴림"/>
-                <w:color w:val="1919FF"/>
-                <w:spacing w:val="-8"/>
-                <w:kern w:val="2"/>
-                <w:sz w:val="20"/>
-                <w:szCs w:val="20"/>
-                <w:shd w:val="clear" w:color="auto" w:fill="FFFFFF"/>
-              </w:rPr>
-              <w:t>’</w:t>
-            </w:r>
-            <w:r>
-              <w:rPr>
-                <w:rFonts w:cs="굴림" w:hint="eastAsia"/>
-                <w:color w:val="1919FF"/>
-                <w:spacing w:val="-8"/>
-                <w:kern w:val="2"/>
-                <w:sz w:val="20"/>
-                <w:szCs w:val="20"/>
-                <w:shd w:val="clear" w:color="auto" w:fill="FFFFFF"/>
-              </w:rPr>
-              <w:t>입니다.</w:t>
-            </w:r>
-            <w:r>
-              <w:rPr>
-                <w:rFonts w:cs="굴림"/>
-                <w:color w:val="1919FF"/>
-                <w:spacing w:val="-8"/>
-                <w:kern w:val="2"/>
-                <w:sz w:val="20"/>
-                <w:szCs w:val="20"/>
-                <w:shd w:val="clear" w:color="auto" w:fill="FFFFFF"/>
-              </w:rPr>
-              <w:t xml:space="preserve"> </w:t>
-            </w:r>
-            <w:r>
-              <w:rPr>
-                <w:rFonts w:cs="굴림" w:hint="eastAsia"/>
-                <w:color w:val="1919FF"/>
-                <w:spacing w:val="-8"/>
-                <w:kern w:val="2"/>
-                <w:sz w:val="20"/>
-                <w:szCs w:val="20"/>
-                <w:shd w:val="clear" w:color="auto" w:fill="FFFFFF"/>
-              </w:rPr>
-              <w:t>공무원 시험을 준비했던 과정은 계기 정도로 간략하게 언급하고,</w:t>
-            </w:r>
-            <w:r>
-              <w:rPr>
-                <w:rFonts w:cs="굴림"/>
-                <w:color w:val="1919FF"/>
-                <w:spacing w:val="-8"/>
-                <w:kern w:val="2"/>
-                <w:sz w:val="20"/>
-                <w:szCs w:val="20"/>
-                <w:shd w:val="clear" w:color="auto" w:fill="FFFFFF"/>
-              </w:rPr>
-              <w:t xml:space="preserve"> </w:t>
-            </w:r>
-            <w:r>
-              <w:rPr>
-                <w:rFonts w:cs="굴림" w:hint="eastAsia"/>
-                <w:color w:val="1919FF"/>
-                <w:spacing w:val="-8"/>
-                <w:kern w:val="2"/>
-                <w:sz w:val="20"/>
-                <w:szCs w:val="20"/>
-                <w:shd w:val="clear" w:color="auto" w:fill="FFFFFF"/>
-              </w:rPr>
-              <w:t>개발을 선택하게 된 이유와 백엔드 개발에 흥미를 느끼게 된 경험을 중심으로 비중을 조정하는 것이 좋습니다.</w:t>
-            </w:r>
-            <w:r>
-              <w:rPr>
-                <w:rFonts w:cs="굴림"/>
-                <w:color w:val="1919FF"/>
-                <w:spacing w:val="-8"/>
-                <w:kern w:val="2"/>
-                <w:sz w:val="20"/>
-                <w:szCs w:val="20"/>
-                <w:shd w:val="clear" w:color="auto" w:fill="FFFFFF"/>
-              </w:rPr>
-              <w:t xml:space="preserve"> </w:t>
-            </w:r>
-            <w:r>
-              <w:rPr>
-                <w:rFonts w:cs="굴림" w:hint="eastAsia"/>
-                <w:color w:val="1919FF"/>
-                <w:spacing w:val="-8"/>
-                <w:kern w:val="2"/>
-                <w:sz w:val="20"/>
-                <w:szCs w:val="20"/>
-                <w:shd w:val="clear" w:color="auto" w:fill="FFFFFF"/>
-              </w:rPr>
-              <w:t>그리고 팀프로젝트에서 스케줄러를 구현한 경험은 매우 좋은 사례입니다.</w:t>
-            </w:r>
-            <w:r>
-              <w:rPr>
-                <w:rFonts w:cs="굴림"/>
-                <w:color w:val="1919FF"/>
-                <w:spacing w:val="-8"/>
-                <w:kern w:val="2"/>
-                <w:sz w:val="20"/>
-                <w:szCs w:val="20"/>
-                <w:shd w:val="clear" w:color="auto" w:fill="FFFFFF"/>
-              </w:rPr>
-              <w:t xml:space="preserve"> </w:t>
-            </w:r>
-            <w:r>
-              <w:rPr>
-                <w:rFonts w:cs="굴림" w:hint="eastAsia"/>
-                <w:color w:val="1919FF"/>
-                <w:spacing w:val="-8"/>
-                <w:kern w:val="2"/>
-                <w:sz w:val="20"/>
-                <w:szCs w:val="20"/>
-                <w:shd w:val="clear" w:color="auto" w:fill="FFFFFF"/>
-              </w:rPr>
-              <w:t>단순히 기능을 구현했다는 설명보다,</w:t>
-            </w:r>
-            <w:r>
-              <w:rPr>
-                <w:rFonts w:cs="굴림"/>
-                <w:color w:val="1919FF"/>
-                <w:spacing w:val="-8"/>
-                <w:kern w:val="2"/>
-                <w:sz w:val="20"/>
-                <w:szCs w:val="20"/>
-                <w:shd w:val="clear" w:color="auto" w:fill="FFFFFF"/>
-              </w:rPr>
-              <w:t xml:space="preserve"> </w:t>
-            </w:r>
-            <w:r>
-              <w:rPr>
-                <w:rFonts w:cs="굴림" w:hint="eastAsia"/>
-                <w:color w:val="1919FF"/>
-                <w:spacing w:val="-8"/>
-                <w:kern w:val="2"/>
-                <w:sz w:val="20"/>
-                <w:szCs w:val="20"/>
-                <w:shd w:val="clear" w:color="auto" w:fill="FFFFFF"/>
-              </w:rPr>
-              <w:t>데이터를 자동으로 처리하며 서비스가 운영되는 과정을 경험했고 이를 통해 백엔드 개발의 매력을 느꼈다는 점을 강조하면 직무 적합성이 더욱 잘 드러납니다.</w:t>
-            </w:r>
-          </w:p>
-          <w:p>
-            <w:pPr>
-              <w:rPr>
-                <w:rFonts w:cs="굴림"/>
-                <w:color w:val="0000FF"/>
-                <w:spacing w:val="-8"/>
-                <w:kern w:val="2"/>
-                <w:sz w:val="20"/>
-                <w:szCs w:val="20"/>
-                <w:shd w:val="clear" w:color="auto" w:fill="FFFFFF"/>
-              </w:rPr>
-            </w:pPr>
-          </w:p>
-          <w:p>
-            <w:pPr>
-              <w:pStyle w:val="ab"/>
-              <w:numPr>
-                <w:ilvl w:val="0"/>
-                <w:numId w:val="4"/>
-              </w:numPr>
-              <w:rPr>
-                <w:rFonts w:cs="굴림" w:hint="eastAsia"/>
-                <w:color w:val="0000FF"/>
-                <w:spacing w:val="-8"/>
-                <w:kern w:val="2"/>
-                <w:sz w:val="20"/>
-                <w:szCs w:val="20"/>
-                <w:shd w:val="clear" w:color="auto" w:fill="FFFFFF"/>
-              </w:rPr>
-            </w:pPr>
-            <w:r>
-              <w:rPr>
-                <w:color w:val="0000FF"/>
-              </w:rPr>
-              <w:t>토목공학을 전공한 뒤 공무원 시험을 준비했지만, 정해진 내용을 반복적으로 암기하는 방식보다 문제를 해결하고 결과를 만들어내는 과정에서 더 큰 흥미를 느끼는 사람이라는 것을 깨달았습니다. 이후 개발을 접하면서 직접 작성한 코드가 의도한 대로 동작하고, 하나의 기능이 완성되어 서비스로 이어지는 과정에서 큰 성취감을 느꼈습니다. 이를 계기로 풀스택 개발자 양성과정에 등록해 Java와 Spring 기반 웹 개발, 데이터베이스를 체계적으로 학습했으며, 정보처리기사 필기에 합격하고 현재 실기 결과를 기다리고 있습니다.</w:t>
-            </w:r>
-          </w:p>
-          <w:p>
-            <w:pPr>
-              <w:pStyle w:val="ab"/>
-              <w:numPr>
-                <w:ilvl w:val="0"/>
-                <w:numId w:val="4"/>
-              </w:numPr>
-              <w:rPr>
-                <w:rFonts w:cs="굴림" w:hint="eastAsia"/>
-                <w:color w:val="0000FF"/>
-                <w:spacing w:val="-8"/>
-                <w:kern w:val="2"/>
-                <w:sz w:val="20"/>
-                <w:szCs w:val="20"/>
-                <w:shd w:val="clear" w:color="auto" w:fill="FFFFFF"/>
-              </w:rPr>
-            </w:pPr>
-            <w:r>
-              <w:rPr>
-                <w:color w:val="0000FF"/>
-              </w:rPr>
-              <w:t>특히 팀 프로젝트에서 데이터 수집 기능을 개발하고 스케줄러를 통해 매일 새벽 자동으로 데이터가 적재되는 과정을 확인하면서 백엔드 개발의 매력을 실감했습니다. 사용자가 직접 보지 않는 영역에서 데이터를 처리하고 서비스가 안정적으로 동작하도록 만드는 역할에 가장 큰 보람을 느꼈고, 이러한 경험을 통해 백엔드 개발자로 성장하겠다는 목표를 확고히 하게 되었습니다.</w:t>
-            </w:r>
-          </w:p>
-          <w:p>
-            <w:pPr>
-              <w:pStyle w:val="ab"/>
-              <w:numPr>
-                <w:ilvl w:val="0"/>
-                <w:numId w:val="4"/>
-              </w:numPr>
-              <w:rPr>
-                <w:rFonts w:cs="굴림" w:hint="eastAsia"/>
-                <w:color w:val="0000FF"/>
-                <w:spacing w:val="-8"/>
-                <w:kern w:val="2"/>
-                <w:sz w:val="20"/>
-                <w:szCs w:val="20"/>
-                <w:shd w:val="clear" w:color="auto" w:fill="FFFFFF"/>
-              </w:rPr>
-            </w:pPr>
-            <w:r>
-              <w:rPr>
-                <w:color w:val="0000FF"/>
-              </w:rPr>
-              <w:t>입사 후에는 먼저 회사의 기술 스택과 서비스 구조를 빠르게 이해하고, 기존 코드와 업무 프로세스를 익히는 데 집중하겠습니다. 모르는 부분은 그대로 넘기지 않고 적극적으로 질문하고 학습 내용을 기록하며 빠르게 실무에 적응하겠습니다. 또한 현재 SQLD 자격증을 준비하며 데이터베이스 역량을 보완하고 있는 것처럼 업무에 필요한 기술도 지속적으로 학습해 맡은 업무를 안정적으로 수행하겠습니다.</w:t>
-            </w:r>
-          </w:p>
-          <w:p>
-            <w:pPr>
-              <w:pStyle w:val="ab"/>
-              <w:numPr>
-                <w:ilvl w:val="0"/>
-                <w:numId w:val="4"/>
-              </w:numPr>
-              <w:rPr>
-                <w:rFonts w:cs="굴림" w:hint="eastAsia"/>
-                <w:color w:val="0000FF"/>
-                <w:spacing w:val="-8"/>
-                <w:kern w:val="2"/>
-                <w:sz w:val="20"/>
-                <w:szCs w:val="20"/>
-                <w:shd w:val="clear" w:color="auto" w:fill="FFFFFF"/>
-              </w:rPr>
-            </w:pPr>
-            <w:r>
-              <w:rPr>
-                <w:color w:val="0000FF"/>
-              </w:rPr>
-              <w:t>업무에 익숙해진 이후에는 단순히 주어진 기능을 구현하는 데 그치지 않고, 코드의 구조와 유지보수성을 함께 고려하며 더 나은 방법을 고민하는 개발자가 되고 싶습니다. 작은 개선 사항도 먼저 찾아 제안하고, 팀원들이 안심하고 함께 일할 수 있는 개발자로 성장하여 회사의 서비스 품질과 성장에 꾸준히 기여하겠습니다.</w:t>
-            </w:r>
-          </w:p>
-          <w:p>
-            <w:pPr>
+              <w:ind w:left="760" w:firstLine="0"/>
               <w:rPr>
                 <w:sz w:val="20"/>
                 <w:szCs w:val="20"/>
@@ -4238,47 +3804,55 @@
           </w:tcPr>
           <w:p>
             <w:pPr>
-              <w:rPr>
-                <w:rFonts w:cs="굴림"/>
-                <w:color w:val="000000" w:themeColor="text1"/>
-                <w:sz w:val="20"/>
-                <w:szCs w:val="20"/>
-                <w:shd w:val="clear" w:color="auto" w:fill="FFFFFF"/>
-              </w:rPr>
-            </w:pPr>
-            <w:r>
-              <w:rPr>
-                <w:rFonts w:cs="굴림"/>
-                <w:color w:val="000000" w:themeColor="text1"/>
-                <w:sz w:val="20"/>
-                <w:szCs w:val="20"/>
-                <w:shd w:val="clear" w:color="auto" w:fill="FFFFFF"/>
-              </w:rPr>
-              <w:t>'필요한 사람이 되자'는 것이 제 생활신조입니다. 거창한 목표를 세우기보다 지금 있는 자리에서 팀에 보탬이 되는 일을 찾아서 하자는 의미입니다. 이 가치관은 해군 기관병으로 복무하며 자리 잡았습니다. 기관 파트는 한 사람이 맡은 점검을 소홀히 하면 그 영향이 전체로 이어지는 곳이었기에, 각자가 자기 자리에서 제 몫을 해내는 것이 얼마나 중요한지 몸으로 배웠습니다.</w:t>
-            </w:r>
-          </w:p>
-          <w:p>
-            <w:pPr>
-              <w:rPr>
-                <w:rFonts w:cs="굴림"/>
-                <w:color w:val="000000" w:themeColor="text1"/>
-                <w:sz w:val="20"/>
-                <w:szCs w:val="20"/>
-                <w:shd w:val="clear" w:color="auto" w:fill="FFFFFF"/>
-              </w:rPr>
-            </w:pPr>
-          </w:p>
-          <w:p>
-            <w:pPr>
-              <w:rPr>
-                <w:rFonts w:cs="굴림"/>
-                <w:color w:val="000000" w:themeColor="text1"/>
-                <w:sz w:val="20"/>
-                <w:szCs w:val="20"/>
-                <w:shd w:val="clear" w:color="auto" w:fill="FFFFFF"/>
-              </w:rPr>
-            </w:pPr>
-            <w:r>
+              <w:ind w:firstLineChars="100" w:firstLine="200"/>
+              <w:rPr>
+                <w:sz w:val="20"/>
+                <w:szCs w:val="20"/>
+              </w:rPr>
+            </w:pPr>
+            <w:r>
+              <w:rPr>
+                <w:sz w:val="20"/>
+                <w:szCs w:val="20"/>
+              </w:rPr>
+              <w:t>'필요한 사람이 되자'는 것이 제 생활신조입니다. 거창한 목표를 세우기보다 맡은 역할을 책임감 있게 수행하며 팀에 도움이 되는 사람이 되자는 의미입니다. 이러한 가치관은 해군 기관병으로 복무하며 자연스럽게 자리 잡았습니다. 기관 파트는 한 사람이 점검을 소홀히 하면 전체 장비 운영에 영향을 줄 수 있었기 때문에, 각자가 자신의 역할을 끝까지 책임지는 것이 무엇보다 중요했습니다. 이 경험을 통해 조직에서는 눈에 띄는 성과보다 맡은 일을 책임감 있게 수행하는 자세가 더 큰 가치를 만든다는 것을 배웠습니다.</w:t>
+            </w:r>
+          </w:p>
+          <w:p>
+            <w:pPr>
+              <w:ind w:firstLineChars="100" w:firstLine="200"/>
+              <w:rPr>
+                <w:sz w:val="20"/>
+                <w:szCs w:val="20"/>
+              </w:rPr>
+            </w:pPr>
+            <w:r>
+              <w:rPr>
+                <w:sz w:val="20"/>
+                <w:szCs w:val="20"/>
+              </w:rPr>
+              <w:t>졸업 후 진로를 고민하는 과정에서도 이 가치관은 방향을 잡아 주었습니다. 어떤 분야에서든 팀에 필요한 역할을 해낼 수 있는 역량을 갖추고 싶다는 생각으로 개발을 시작했고, 국비과정의 팀 프로젝트에서도 같은 태도로 임했습니다. 프로젝트에서는 외부 API에서 데이터를 수집하고 정제하는 기능을 맡았습니다. 화면에 직접 보이는 기능은 아니었지만 서비스의 기반이 되는 데이터가 안정적으로 제공되어야 다른 팀원들도 각자의 기능을 원활하게 개발할 수 있다고 생각했기 때문입니다. 맡은 역할을 책임감 있게 수행한 결과 데이터가 안정적으로 관리되었고, 팀 프로젝트도 계획대로 진행할 수 있었습니다.</w:t>
+            </w:r>
+          </w:p>
+          <w:p>
+            <w:pPr>
+              <w:ind w:firstLineChars="100" w:firstLine="200"/>
+              <w:rPr>
+                <w:sz w:val="20"/>
+                <w:szCs w:val="20"/>
+              </w:rPr>
+            </w:pPr>
+            <w:r>
+              <w:rPr>
+                <w:sz w:val="20"/>
+                <w:szCs w:val="20"/>
+              </w:rPr>
+              <w:t>이처럼 저는 눈에 잘 띄지 않더라도 팀에 필요한 일을 먼저 찾아 책임감 있게 수행하는 것을 중요하게 생각합니다. 앞으로도 맡은 역할에 책임감을 가지고 동료들과 협업하며 신뢰를 줄 수 있는 개발자로 성장하고자 합니다.</w:t>
+            </w:r>
+          </w:p>
+          <w:p>
+            <w:pPr>
+              <w:ind w:firstLineChars="100" w:firstLine="200"/>
               <w:rPr>
                 <w:rFonts w:cs="굴림" w:hint="eastAsia"/>
                 <w:color w:val="000000" w:themeColor="text1"/>
@@ -4286,150 +3860,7 @@
                 <w:szCs w:val="20"/>
                 <w:shd w:val="clear" w:color="auto" w:fill="FFFFFF"/>
               </w:rPr>
-              <w:t>졸업</w:t>
-            </w:r>
-            <w:r>
-              <w:rPr>
-                <w:rFonts w:cs="굴림"/>
-                <w:color w:val="000000" w:themeColor="text1"/>
-                <w:sz w:val="20"/>
-                <w:szCs w:val="20"/>
-                <w:shd w:val="clear" w:color="auto" w:fill="FFFFFF"/>
-              </w:rPr>
-              <w:t xml:space="preserve"> 후 진로를 다시 정하는 과정은 쉽지 않았지만, 이 신조가 방향을 잡아 주었습니다. 어디에 가서든 필요한 역할을 해낼 실력을 갖추자는 생각으로 개발 공부를 시작했고, 국비과정의 팀 프로젝트에서도 같은 태도로 임했습니다. 결과가 화면에 바로 드러나는 작업 대신 외부 API에서 데이터를 수집하고 정제하는 작업을 맡았습니다. 손이 많이 가고 티는 잘 나지 않지만 서비스 전체의 기반이 되는 일이었고, 데이터가 안정적으로 쌓이면서 팀원들이 각자의 기능 개발에 </w:t>
-            </w:r>
-            <w:r>
-              <w:rPr>
-                <w:rFonts w:cs="굴림" w:hint="eastAsia"/>
-                <w:color w:val="000000" w:themeColor="text1"/>
-                <w:sz w:val="20"/>
-                <w:szCs w:val="20"/>
-                <w:shd w:val="clear" w:color="auto" w:fill="FFFFFF"/>
-              </w:rPr>
-              <w:t>집중할</w:t>
-            </w:r>
-            <w:r>
-              <w:rPr>
-                <w:rFonts w:cs="굴림"/>
-                <w:color w:val="000000" w:themeColor="text1"/>
-                <w:sz w:val="20"/>
-                <w:szCs w:val="20"/>
-                <w:shd w:val="clear" w:color="auto" w:fill="FFFFFF"/>
-              </w:rPr>
-              <w:t xml:space="preserve"> 수 있었습니다. 눈에 띄지 않아도 필요한 일을 먼저 찾아서 해내는 경험들이 지금의 저를 만들었다고 생각합니다.</w:t>
-            </w:r>
-          </w:p>
-          <w:p>
-            <w:pPr>
-              <w:rPr>
-                <w:rFonts w:cs="굴림"/>
-                <w:color w:val="000000" w:themeColor="text1"/>
-                <w:sz w:val="20"/>
-                <w:szCs w:val="20"/>
-                <w:shd w:val="clear" w:color="auto" w:fill="FFFFFF"/>
-              </w:rPr>
-            </w:pPr>
-          </w:p>
-          <w:p>
-            <w:pPr>
-              <w:pStyle w:val="ab"/>
-              <w:numPr>
-                <w:ilvl w:val="0"/>
-                <w:numId w:val="4"/>
-              </w:numPr>
-              <w:rPr>
-                <w:color w:val="0000FF"/>
-              </w:rPr>
-            </w:pPr>
-            <w:r>
-              <w:rPr>
-                <w:rFonts w:hint="eastAsia"/>
-                <w:color w:val="0000FF"/>
-              </w:rPr>
-              <w:t>성장과정은 매우 잘 써주셨습니다.</w:t>
-            </w:r>
-            <w:r>
-              <w:rPr>
-                <w:color w:val="0000FF"/>
-              </w:rPr>
-              <w:t xml:space="preserve"> </w:t>
-            </w:r>
-            <w:r>
-              <w:rPr>
-                <w:color w:val="0000FF"/>
-              </w:rPr>
-              <w:t xml:space="preserve">생활신조를 해군 기관병 경험과 프로젝트 경험으로 일관되게 연결한 점이 매우 좋습니다. 특히 '필요한 사람이 되자'라는 가치관이 프로젝트에서 실제 행동으로 이어졌다는 점이 성장과정의 설득력을 높여줍니다. 다만 생활신조의 의미를 조금 더 구체적으로 </w:t>
-            </w:r>
-            <w:r>
-              <w:rPr>
-                <w:color w:val="0000FF"/>
-              </w:rPr>
-              <w:lastRenderedPageBreak/>
-              <w:t>설명하고, 개발을 선택하게 된 과정과 프로젝트에서 해당 역할을 맡은 이유를 보완하면 흐름이 더욱 자연스러워집니다. 마지막은 단순히 '지금의 저를 만들었다'로 끝내기보다, 이러한 태도가 개발자로서 협업하고 책임감을 발휘하는 강점으로 이어진다는 점까지 연결하면 성장과정이 한층 완성도 있게 마무리됩니다.</w:t>
-            </w:r>
-          </w:p>
-          <w:p>
-            <w:pPr>
-              <w:rPr>
-                <w:color w:val="0000FF"/>
-              </w:rPr>
-            </w:pPr>
-          </w:p>
-          <w:p>
-            <w:pPr>
-              <w:pStyle w:val="ab"/>
-              <w:numPr>
-                <w:ilvl w:val="0"/>
-                <w:numId w:val="4"/>
-              </w:numPr>
-              <w:rPr>
-                <w:rFonts w:hint="eastAsia"/>
-                <w:color w:val="0000FF"/>
-              </w:rPr>
-            </w:pPr>
-            <w:r>
-              <w:rPr>
-                <w:color w:val="0000FF"/>
-              </w:rPr>
-              <w:t>'필요한 사람이 되자'는 것이 제 생활신조입니다. 거창한 목표를 세우기보다 맡은 역할을 책임감 있게 수행하며 팀에 도움이 되는 사람이 되자는 의미입니다. 이러한 가치관은 해군 기관병으로 복무하며 자연스럽게 자리 잡았습니다. 기관 파트는 한 사람이 점검을 소홀히 하면 전체 장비 운영에 영향을 줄 수 있었기 때문에, 각자가 자신의 역할을 끝까지 책임지는 것이 무엇보다 중요했습니다. 이 경험을 통해 조직에서는 눈에 띄는 성과보다 맡은 일을 책임감 있게 수행하는 자세가 더 큰 가치를 만든다는 것을 배웠습니다.</w:t>
-            </w:r>
-          </w:p>
-          <w:p>
-            <w:pPr>
-              <w:pStyle w:val="ab"/>
-              <w:numPr>
-                <w:ilvl w:val="0"/>
-                <w:numId w:val="4"/>
-              </w:numPr>
-              <w:rPr>
-                <w:rFonts w:hint="eastAsia"/>
-                <w:color w:val="0000FF"/>
-              </w:rPr>
-            </w:pPr>
-            <w:r>
-              <w:rPr>
-                <w:color w:val="0000FF"/>
-              </w:rPr>
-              <w:t>졸업 후 진로를 고민하는 과정에서도 이 가치관은 방향을 잡아 주었습니다. 어떤 분야에서든 팀에 필요한 역할을 해낼 수 있는 역량을 갖추고 싶다는 생각으로 개발을 시작했고, 국비과정의 팀 프로젝트에서도 같은 태도로 임했습니다. 프로젝트에서는 외부 API에서 데이터를 수집하고 정제하는 기능을 맡았습니다. 화면에 직접 보이는 기능은 아니었지만 서비스의 기반이 되는 데이터가 안정적으로 제공되어야 다른 팀원들도 각자의 기능을 원활하게 개발할 수 있다고 생각했기 때문입니다. 맡은 역할을 책임감 있게 수행한 결과 데이터가 안정적으로 관리되었고, 팀 프로젝트도 계획대로 진행할 수 있었습니다.</w:t>
-            </w:r>
-          </w:p>
-          <w:p>
-            <w:pPr>
-              <w:pStyle w:val="ab"/>
-              <w:numPr>
-                <w:ilvl w:val="0"/>
-                <w:numId w:val="4"/>
-              </w:numPr>
-              <w:rPr>
-                <w:rFonts w:hint="eastAsia"/>
-              </w:rPr>
-            </w:pPr>
-            <w:r>
-              <w:rPr>
-                <w:color w:val="0000FF"/>
-              </w:rPr>
-              <w:t>이처럼 저는 눈에 잘 띄지 않더라도 팀에 필요한 일을 먼저 찾아 책임감 있게 수행하는 것을 중요하게 생각합니다. 앞으로도 맡은 역할에 책임감을 가지고 동료들과 협업하며 신뢰를 줄 수 있는 개발자로 성장하고자 합니다.</w:t>
-            </w:r>
+            </w:pPr>
           </w:p>
         </w:tc>
       </w:tr>
@@ -4458,7 +3889,6 @@
                 <w:sz w:val="20"/>
                 <w:szCs w:val="20"/>
               </w:rPr>
-              <w:lastRenderedPageBreak/>
               <w:t>3)성격의 장단점</w:t>
             </w:r>
           </w:p>
@@ -4517,6 +3947,60 @@
           </w:tcPr>
           <w:p>
             <w:pPr>
+              <w:ind w:firstLineChars="50" w:firstLine="100"/>
+              <w:rPr>
+                <w:rFonts w:cs="굴림"/>
+                <w:sz w:val="20"/>
+                <w:szCs w:val="20"/>
+                <w:shd w:val="clear" w:color="auto" w:fill="FFFFFF"/>
+              </w:rPr>
+            </w:pPr>
+            <w:r>
+              <w:rPr>
+                <w:sz w:val="20"/>
+                <w:szCs w:val="20"/>
+              </w:rPr>
+              <w:t>저의 강점은 낯선 기술도 스스로 학습해 실제 기능으로 구현하는 적응력입니다. 팀 프로젝트에서 처음으로 KRX와 DART 공공 API 연동을 맡았을 때, 공식 문서와 실제 응답 데이터를 비교하며 데이터 구조를 파악했습니다. 압축된 XML 응답을 처리하는 방법과 비동기 수집 방식도 필요한 부분부터 하나씩 학습해 데이터 수집 파이프라인을 완성했습니다. 이를 통해 처음 접하는 기술이라도 문서를 분석하고 직접 실행하며 확인하면 필요한 수준까지 익혀 적용할 수 있다는 자신감을 얻었습니다.</w:t>
+            </w:r>
+          </w:p>
+          <w:p>
+            <w:pPr>
+              <w:ind w:firstLineChars="50" w:firstLine="100"/>
+              <w:rPr>
+                <w:rFonts w:cs="굴림"/>
+                <w:sz w:val="20"/>
+                <w:szCs w:val="20"/>
+                <w:shd w:val="clear" w:color="auto" w:fill="FFFFFF"/>
+              </w:rPr>
+            </w:pPr>
+            <w:r>
+              <w:rPr>
+                <w:sz w:val="20"/>
+                <w:szCs w:val="20"/>
+              </w:rPr>
+              <w:t>반면 예상하지 못한 문제가 발생하면 해결을 서두르는 경향이 있습니다. 프로젝트에서 재무 데이터에 비정상적인 0값이 다수 저장되었을 때, 처음에는 원인을 충분히 확인하지 않고 짐작되는 코드를 여러 차례 수정해 시간을 사용했습니다. 이후 API 응답과 저장 데이터를 단계별로 비교한 결과, 회사마다 계정 이름의 표기가 달라 데이터 매칭에 실패한 것이 원인임을 확인했습니다. 이에 표기 방식이 아닌 표준 계정 코드를 기준으로 매칭하도록 수정해 문제를 해결했습니다.</w:t>
+            </w:r>
+          </w:p>
+          <w:p>
+            <w:pPr>
+              <w:ind w:firstLineChars="50" w:firstLine="100"/>
+              <w:rPr>
+                <w:rFonts w:cs="굴림"/>
+                <w:sz w:val="20"/>
+                <w:szCs w:val="20"/>
+                <w:shd w:val="clear" w:color="auto" w:fill="FFFFFF"/>
+              </w:rPr>
+            </w:pPr>
+            <w:r>
+              <w:rPr>
+                <w:sz w:val="20"/>
+                <w:szCs w:val="20"/>
+              </w:rPr>
+              <w:t>이 경험 이후에는 문제가 생기면 바로 코드를 수정하기보다 로그와 데이터를 먼저 확인하고, 원인의 범위를 작은 단위로 나누어 검증하고 있습니다. 이를 통해 낯선 문제에도 빠르게 대응하되, 근거를 바탕으로 정확하게 해결하는 습관을 갖추고 있습니다.</w:t>
+            </w:r>
+          </w:p>
+          <w:p>
+            <w:pPr>
               <w:rPr>
                 <w:rFonts w:cs="굴림"/>
                 <w:color w:val="000000" w:themeColor="text1"/>
@@ -4525,265 +4009,15 @@
                 <w:shd w:val="clear" w:color="auto" w:fill="FFFFFF"/>
               </w:rPr>
             </w:pPr>
-            <w:r>
-              <w:rPr>
-                <w:rFonts w:cs="굴림" w:hint="eastAsia"/>
-                <w:color w:val="000000" w:themeColor="text1"/>
-                <w:sz w:val="20"/>
-                <w:szCs w:val="20"/>
-                <w:shd w:val="clear" w:color="auto" w:fill="FFFFFF"/>
-              </w:rPr>
-              <w:t>저의</w:t>
-            </w:r>
-            <w:r>
-              <w:rPr>
-                <w:rFonts w:cs="굴림"/>
-                <w:color w:val="000000" w:themeColor="text1"/>
-                <w:sz w:val="20"/>
-                <w:szCs w:val="20"/>
-                <w:shd w:val="clear" w:color="auto" w:fill="FFFFFF"/>
-              </w:rPr>
-              <w:t xml:space="preserve"> 강점은 새로운 기술을 빠르게 익혀 실제 문제에 적용하는 적응력입니다. 팀 프로젝트에서 KRX, DART 같은 공공 API 연동을 처음 맡았을 때, 공식 문서와 실제 응답을 직접 비교해 가며 압축된 XML 응답을 파싱하는 방법부터 비동기 처리까지 하나씩 익혀 데이터 수집 파이프라인을 완성했습니다. 낯선 기술이라도 문서를 파고들고 직접 호출해 확인하면 해낼 수 있다는 것을 경험으로 배웠습니다.</w:t>
-            </w:r>
-          </w:p>
-          <w:p>
-            <w:pPr>
-              <w:rPr>
-                <w:rFonts w:cs="굴림"/>
-                <w:color w:val="000000" w:themeColor="text1"/>
-                <w:sz w:val="20"/>
-                <w:szCs w:val="20"/>
-                <w:shd w:val="clear" w:color="auto" w:fill="FFFFFF"/>
-              </w:rPr>
-            </w:pPr>
-          </w:p>
-          <w:p>
-            <w:pPr>
-              <w:rPr>
-                <w:rFonts w:cs="굴림"/>
-                <w:color w:val="000000" w:themeColor="text1"/>
-                <w:sz w:val="20"/>
-                <w:szCs w:val="20"/>
-                <w:shd w:val="clear" w:color="auto" w:fill="FFFFFF"/>
-              </w:rPr>
-            </w:pPr>
-            <w:r>
-              <w:rPr>
-                <w:rFonts w:cs="굴림" w:hint="eastAsia"/>
-                <w:color w:val="000000" w:themeColor="text1"/>
-                <w:sz w:val="20"/>
-                <w:szCs w:val="20"/>
-                <w:shd w:val="clear" w:color="auto" w:fill="FFFFFF"/>
-              </w:rPr>
-              <w:t>반면</w:t>
-            </w:r>
-            <w:r>
-              <w:rPr>
-                <w:rFonts w:cs="굴림"/>
-                <w:color w:val="000000" w:themeColor="text1"/>
-                <w:sz w:val="20"/>
-                <w:szCs w:val="20"/>
-                <w:shd w:val="clear" w:color="auto" w:fill="FFFFFF"/>
-              </w:rPr>
-              <w:t xml:space="preserve"> 계획에 없던 문제가 생기면 조바심을 내는 편입니다. 프로젝트에서 재무 데이터에 0값이 비정상적으로 많이 저장되는 문제가 발생했을 때, 급한 마음에 짐작 가는 부분을 이것저것 고쳐보며 시간을 낭비한 적이 있습니다. 이후 API 응답을 하나씩 비교하며 원인을 좁혀간 결과 회사마다 계정 이름 표기가 달라 매칭에 실패한 것이 원인이었고, 표기와 무관하게 동일한 표준 계정 코드로 매칭 기준을 바꿔 해결했습니다. 이 경험 이후로는 문제가 생기면 손부터 대지 않</w:t>
-            </w:r>
-            <w:r>
-              <w:rPr>
-                <w:rFonts w:cs="굴림" w:hint="eastAsia"/>
-                <w:color w:val="000000" w:themeColor="text1"/>
-                <w:sz w:val="20"/>
-                <w:szCs w:val="20"/>
-                <w:shd w:val="clear" w:color="auto" w:fill="FFFFFF"/>
-              </w:rPr>
-              <w:t>고</w:t>
-            </w:r>
-            <w:r>
-              <w:rPr>
-                <w:rFonts w:cs="굴림"/>
-                <w:color w:val="000000" w:themeColor="text1"/>
-                <w:sz w:val="20"/>
-                <w:szCs w:val="20"/>
-                <w:shd w:val="clear" w:color="auto" w:fill="FFFFFF"/>
-              </w:rPr>
-              <w:t xml:space="preserve"> 로그와 데이터를 먼저 확인한 뒤 작은 단위로 나눠 검증하는 습관을 들이고 있습니다.</w:t>
-            </w:r>
-          </w:p>
-          <w:p>
-            <w:pPr>
-              <w:rPr>
-                <w:rFonts w:cs="굴림"/>
-                <w:color w:val="000000" w:themeColor="text1"/>
-                <w:sz w:val="20"/>
-                <w:szCs w:val="20"/>
-                <w:shd w:val="clear" w:color="auto" w:fill="FFFFFF"/>
-              </w:rPr>
-            </w:pPr>
-          </w:p>
-          <w:p>
-            <w:pPr>
-              <w:pStyle w:val="ab"/>
-              <w:numPr>
-                <w:ilvl w:val="0"/>
-                <w:numId w:val="4"/>
-              </w:numPr>
-              <w:rPr>
-                <w:rFonts w:cs="굴림"/>
-                <w:color w:val="0000FF"/>
-                <w:sz w:val="20"/>
-                <w:szCs w:val="20"/>
-                <w:shd w:val="clear" w:color="auto" w:fill="FFFFFF"/>
-              </w:rPr>
-            </w:pPr>
-            <w:r>
-              <w:rPr>
-                <w:color w:val="0000FF"/>
-              </w:rPr>
-              <w:t>장점과 단점이 각각 구체적인 프로젝트 사례로 뒷받침되어 설득력이 높습니다. 다만 장점은 ‘빠른 적응력’보다 ‘낯선 기술을 스스로 학습해 실제 기능으로 구현하는 능력’이 더 정확하게 드러납니다. 기술명을 지나치게 나열하기보다 문서 분석, 직접 테스트, 기능 완성이라는 행동 중심으로 정리하는 것이 좋습니다. 단점 사례는 문제를 성급하게 수정했던 경험과 이후 로그·데이터 기반으로 해결 방식을 개선한 과정이 구체적이므로 충분히 활용할 수 있습니다.</w:t>
-            </w:r>
-          </w:p>
-          <w:p>
-            <w:pPr>
-              <w:rPr>
-                <w:rFonts w:cs="굴림"/>
-                <w:color w:val="0000FF"/>
-                <w:sz w:val="20"/>
-                <w:szCs w:val="20"/>
-                <w:shd w:val="clear" w:color="auto" w:fill="FFFFFF"/>
-              </w:rPr>
-            </w:pPr>
-          </w:p>
-          <w:p>
-            <w:pPr>
-              <w:pStyle w:val="ab"/>
-              <w:numPr>
-                <w:ilvl w:val="0"/>
-                <w:numId w:val="4"/>
-              </w:numPr>
-              <w:rPr>
-                <w:rFonts w:cs="굴림" w:hint="eastAsia"/>
-                <w:color w:val="0000FF"/>
-                <w:sz w:val="20"/>
-                <w:szCs w:val="20"/>
-                <w:shd w:val="clear" w:color="auto" w:fill="FFFFFF"/>
-              </w:rPr>
-            </w:pPr>
-            <w:r>
-              <w:rPr>
-                <w:color w:val="0000FF"/>
-              </w:rPr>
-              <w:t>저의 강점은 낯선 기술도 스스로 학습해 실제 기능으로 구현하는 적응력입니다. 팀 프로젝트에서 처음으로 KRX와 DART 공공 API 연동을 맡았을 때, 공식 문서와 실제 응답 데이터를 비교하며 데이터 구조를 파악했습니다. 압축된 XML 응답을 처리하는 방법과 비동기 수집 방식도 필요한 부분부터 하나씩 학습해 데이터 수집 파이프라인을 완성했습니다. 이를 통해 처음 접하는 기술이라도 문서를 분석하고 직접 실행하며 확인하면 필요한 수준까지 익혀 적용할 수 있다는 자신감을 얻었습니다.</w:t>
-            </w:r>
-          </w:p>
-          <w:p>
-            <w:pPr>
-              <w:pStyle w:val="ab"/>
-              <w:numPr>
-                <w:ilvl w:val="0"/>
-                <w:numId w:val="4"/>
-              </w:numPr>
-              <w:rPr>
-                <w:rFonts w:cs="굴림" w:hint="eastAsia"/>
-                <w:color w:val="0000FF"/>
-                <w:sz w:val="20"/>
-                <w:szCs w:val="20"/>
-                <w:shd w:val="clear" w:color="auto" w:fill="FFFFFF"/>
-              </w:rPr>
-            </w:pPr>
-            <w:r>
-              <w:rPr>
-                <w:color w:val="0000FF"/>
-              </w:rPr>
-              <w:t>반면 예상하지 못한 문제가 발생하면 해결을 서두르는 경향이 있습니다. 프로젝트에서 재무 데이터에 비정상적인 0값이 다수 저장되었을 때, 처음에는 원인을 충분히 확인하지 않고 짐작되는 코드를 여러 차례 수정해 시간을 사용했습니다. 이후 API 응답과 저장 데이터를 단계별로 비교한 결과, 회사마다 계정 이름의 표기가 달라 데이터 매칭에 실패한 것이 원인임을 확인했습니다. 이에 표기 방식이 아닌 표준 계정 코드를 기준으로 매칭하도록 수정해 문제를 해결했습니다.</w:t>
-            </w:r>
-          </w:p>
-          <w:p>
-            <w:pPr>
-              <w:pStyle w:val="ab"/>
-              <w:numPr>
-                <w:ilvl w:val="0"/>
-                <w:numId w:val="4"/>
-              </w:numPr>
-              <w:rPr>
-                <w:rFonts w:cs="굴림" w:hint="eastAsia"/>
-                <w:color w:val="0000FF"/>
-                <w:sz w:val="20"/>
-                <w:szCs w:val="20"/>
-                <w:shd w:val="clear" w:color="auto" w:fill="FFFFFF"/>
-              </w:rPr>
-            </w:pPr>
-            <w:r>
-              <w:rPr>
-                <w:color w:val="0000FF"/>
-              </w:rPr>
-              <w:t>이 경험 이후에는 문제가 생기면 바로 코드를 수정하기보다 로그와 데이터를 먼저 확인하고, 원인의 범위를 작은 단위로 나누어 검증하고 있습니다. 이를 통해 낯선 문제에도 빠르게 대응하되, 근거를 바탕으로 정확하게 해결하는 습관을 갖추고 있습니다.</w:t>
-            </w:r>
-          </w:p>
-          <w:p>
-            <w:pPr>
-              <w:rPr>
-                <w:sz w:val="20"/>
-                <w:szCs w:val="20"/>
-              </w:rPr>
-            </w:pPr>
-          </w:p>
-        </w:tc>
-      </w:tr>
-      <w:tr>
-        <w:tc>
-          <w:tcPr>
-            <w:tcW w:w="3113" w:type="dxa"/>
-            <w:tcBorders>
-              <w:left w:val="nil"/>
-            </w:tcBorders>
-            <w:shd w:val="clear" w:color="auto" w:fill="17365D" w:themeFill="text2" w:themeFillShade="BF"/>
-          </w:tcPr>
-          <w:p>
-            <w:pPr>
-              <w:rPr>
-                <w:b/>
-                <w:bCs/>
-                <w:strike/>
-                <w:sz w:val="20"/>
-                <w:szCs w:val="20"/>
-              </w:rPr>
-            </w:pPr>
-            <w:r>
-              <w:rPr>
-                <w:b/>
-                <w:bCs/>
-                <w:strike/>
-                <w:sz w:val="20"/>
-                <w:szCs w:val="20"/>
-              </w:rPr>
-              <w:t>4)입사 후 포부</w:t>
-            </w:r>
-          </w:p>
-        </w:tc>
-        <w:tc>
-          <w:tcPr>
-            <w:tcW w:w="7702" w:type="dxa"/>
-            <w:tcBorders>
-              <w:right w:val="nil"/>
-            </w:tcBorders>
-          </w:tcPr>
-          <w:p>
-            <w:pPr>
-              <w:jc w:val="center"/>
-              <w:rPr>
-                <w:sz w:val="20"/>
-                <w:szCs w:val="20"/>
-              </w:rPr>
-            </w:pPr>
-            <w:r>
-              <w:rPr>
-                <w:b/>
-                <w:bCs/>
-                <w:color w:val="0000FF"/>
-                <w:sz w:val="20"/>
-                <w:szCs w:val="20"/>
-              </w:rPr>
-              <w:t>1인분에서 시작해, 스스로 일을 찾는 개발자로</w:t>
-            </w:r>
+          </w:p>
+          <w:p>
+            <w:pPr>
+              <w:rPr>
+                <w:rFonts w:hint="eastAsia"/>
+                <w:sz w:val="20"/>
+                <w:szCs w:val="20"/>
+              </w:rPr>
+            </w:pPr>
           </w:p>
         </w:tc>
       </w:tr>
@@ -4803,137 +4037,12 @@
           <w:p>
             <w:pPr>
               <w:rPr>
-                <w:strike/>
-                <w:color w:val="000000" w:themeColor="text1"/>
-                <w:sz w:val="20"/>
-                <w:szCs w:val="20"/>
-              </w:rPr>
-            </w:pPr>
-            <w:r>
-              <w:rPr>
-                <w:rFonts w:hint="eastAsia"/>
-                <w:strike/>
-                <w:color w:val="000000" w:themeColor="text1"/>
-                <w:sz w:val="20"/>
-                <w:szCs w:val="20"/>
-              </w:rPr>
-              <w:lastRenderedPageBreak/>
-              <w:t>입사</w:t>
-            </w:r>
-            <w:r>
-              <w:rPr>
-                <w:strike/>
-                <w:color w:val="000000" w:themeColor="text1"/>
-                <w:sz w:val="20"/>
-                <w:szCs w:val="20"/>
-              </w:rPr>
-              <w:t xml:space="preserve"> 후 첫 목표는 회사의 기술 스택과 도메인을 빠르게 익혀 제 몫을 해내는 것입니다. 초기에는 코드베이스와 업무 프로세스를 파악하는 데 집중하고, 모르는 부분은 쌓아두지 않고 바로 묻고 기록하며 적응 기간을 최대한 줄이겠습니다. 지금도 SQLD 자격증을 준비하며 데이터베이스 역량을 보완하고 있듯이, 업무에 필요한 공부를 스스로 찾아서 하는 습관을 실무에서도 이어가겠습니다.</w:t>
-            </w:r>
-          </w:p>
-          <w:p>
-            <w:pPr>
-              <w:rPr>
-                <w:strike/>
-                <w:color w:val="000000" w:themeColor="text1"/>
-                <w:sz w:val="20"/>
-                <w:szCs w:val="20"/>
-              </w:rPr>
-            </w:pPr>
-          </w:p>
-          <w:p>
-            <w:pPr>
-              <w:rPr>
-                <w:strike/>
-                <w:color w:val="0000FF"/>
-                <w:sz w:val="20"/>
-                <w:szCs w:val="20"/>
-              </w:rPr>
-            </w:pPr>
-            <w:r>
-              <w:rPr>
-                <w:rFonts w:hint="eastAsia"/>
-                <w:strike/>
-                <w:color w:val="000000" w:themeColor="text1"/>
-                <w:sz w:val="20"/>
-                <w:szCs w:val="20"/>
-              </w:rPr>
-              <w:t>맡은</w:t>
-            </w:r>
-            <w:r>
-              <w:rPr>
-                <w:strike/>
-                <w:color w:val="000000" w:themeColor="text1"/>
-                <w:sz w:val="20"/>
-                <w:szCs w:val="20"/>
-              </w:rPr>
-              <w:t xml:space="preserve"> 일에 익숙해진 뒤에는 지시를 기다리기보다 개선할 부분을 먼저 찾아 제안하겠습니다. 당연하게 돌아가는 코드도 한 번 더 들여다보고 더 나은 구조를 고민하는 태도로, 팀원들이 언제든 믿고 일을 맡길 수 있는 개발자가 되겠습니다. 회사의 성장에 필요한 사람이 되는 것이 최종 목표입니다.</w:t>
-            </w:r>
-            <w:r>
-              <w:rPr>
-                <w:rFonts w:hint="eastAsia"/>
-                <w:strike/>
-                <w:color w:val="0000FF"/>
-                <w:sz w:val="20"/>
-                <w:szCs w:val="20"/>
-              </w:rPr>
-              <w:t>.</w:t>
-            </w:r>
-          </w:p>
-          <w:p>
-            <w:pPr>
-              <w:rPr>
-                <w:strike/>
-                <w:color w:val="0000FF"/>
-                <w:sz w:val="20"/>
-                <w:szCs w:val="20"/>
-              </w:rPr>
-            </w:pPr>
-          </w:p>
-          <w:p>
-            <w:pPr>
-              <w:rPr>
                 <w:rFonts w:hint="eastAsia"/>
                 <w:color w:val="0000FF"/>
                 <w:sz w:val="20"/>
                 <w:szCs w:val="20"/>
               </w:rPr>
             </w:pPr>
-            <w:bookmarkStart w:id="1" w:name="_GoBack"/>
-            <w:r>
-              <w:rPr>
-                <w:color w:val="0000FF"/>
-                <w:sz w:val="20"/>
-                <w:szCs w:val="20"/>
-              </w:rPr>
-              <w:t>1</w:t>
-            </w:r>
-            <w:r>
-              <w:rPr>
-                <w:rFonts w:hint="eastAsia"/>
-                <w:color w:val="0000FF"/>
-                <w:sz w:val="20"/>
-                <w:szCs w:val="20"/>
-              </w:rPr>
-              <w:t xml:space="preserve">번 항목에 </w:t>
-            </w:r>
-            <w:r>
-              <w:rPr>
-                <w:color w:val="0000FF"/>
-                <w:sz w:val="20"/>
-                <w:szCs w:val="20"/>
-              </w:rPr>
-              <w:t xml:space="preserve"> </w:t>
-            </w:r>
-            <w:r>
-              <w:rPr>
-                <w:rFonts w:hint="eastAsia"/>
-                <w:color w:val="0000FF"/>
-                <w:sz w:val="20"/>
-                <w:szCs w:val="20"/>
-              </w:rPr>
-              <w:t>[지원동기 및 입사 후 포부]로 합치겠습니다.</w:t>
-            </w:r>
-            <w:bookmarkEnd w:id="1"/>
           </w:p>
         </w:tc>
       </w:tr>
@@ -4962,7 +4071,16 @@
                 <w:sz w:val="20"/>
                 <w:szCs w:val="20"/>
               </w:rPr>
-              <w:t>5) 직무관련 경험</w:t>
+              <w:t>4</w:t>
+            </w:r>
+            <w:r>
+              <w:rPr>
+                <w:b/>
+                <w:bCs/>
+                <w:sz w:val="20"/>
+                <w:szCs w:val="20"/>
+              </w:rPr>
+              <w:t>) 직무관련 경험</w:t>
             </w:r>
           </w:p>
         </w:tc>
@@ -5021,6 +4139,7 @@
           <w:p>
             <w:pPr>
               <w:pStyle w:val="ac"/>
+              <w:ind w:firstLineChars="50" w:firstLine="100"/>
               <w:rPr>
                 <w:rFonts w:asciiTheme="majorEastAsia" w:eastAsiaTheme="majorEastAsia" w:hAnsiTheme="majorEastAsia"/>
                 <w:color w:val="000000" w:themeColor="text1"/>
@@ -5031,21 +4150,11 @@
             <w:r>
               <w:rPr>
                 <w:rFonts w:asciiTheme="majorEastAsia" w:eastAsiaTheme="majorEastAsia" w:hAnsiTheme="majorEastAsia" w:hint="eastAsia"/>
-                <w:strike/>
                 <w:color w:val="000000" w:themeColor="text1"/>
                 <w:kern w:val="0"/>
                 <w:shd w:val="clear" w:color="auto" w:fill="FFFFFF"/>
               </w:rPr>
-              <w:t>아직 실무 경험은 없지만,</w:t>
-            </w:r>
-            <w:r>
-              <w:rPr>
-                <w:rFonts w:asciiTheme="majorEastAsia" w:eastAsiaTheme="majorEastAsia" w:hAnsiTheme="majorEastAsia" w:hint="eastAsia"/>
-                <w:color w:val="000000" w:themeColor="text1"/>
-                <w:kern w:val="0"/>
-                <w:shd w:val="clear" w:color="auto" w:fill="FFFFFF"/>
-              </w:rPr>
-              <w:t xml:space="preserve"> 국비과정에서 협업 프로젝트를 통해 실무에 가까운 문제들을 해결해 왔습니다. 과정 초반에는 HTML과 JavaScript로 사용자 화면을 구현하는 포트폴리오를 팀으로 완성하며 협업 방식을 익혔고, 현재는 저평가 우량주를 자동으로 선별해 주는 투자 보조 서비스 'ValuePick'의 백엔드를 Spring Boot 기반으로 개발하고 있습니다.</w:t>
+              <w:t>국비과정에서 협업 프로젝트를 통해 실무에 가까운 문제들을 해결해 왔습니다. 과정 초반에는 HTML과 JavaScript로 사용자 화면을 구현하는 포트폴리오를 팀으로 완성하며 협업 방식을 익혔고, 현재는 저평가 우량주를 자동으로 선별해 주는 투자 보조 서비스 'ValuePick'의 백엔드를 Spring Boot 기반으로 개발하고 있습니다.</w:t>
             </w:r>
           </w:p>
           <w:p>
@@ -5896,7 +5005,7 @@
 </file>
 
 <file path=word/comments.xml><?xml version="1.0" encoding="utf-8"?>
-<w:comments xmlns:wpc="http://schemas.microsoft.com/office/word/2010/wordprocessingCanvas" xmlns:cx="http://schemas.microsoft.com/office/drawing/2014/chartex" xmlns:mc="http://schemas.openxmlformats.org/markup-compatibility/2006" xmlns:o="urn:schemas-microsoft-com:office:office" xmlns:r="http://schemas.openxmlformats.org/officeDocument/2006/relationships" xmlns:m="http://schemas.openxmlformats.org/officeDocument/2006/math" xmlns:v="urn:schemas-microsoft-com:vml" xmlns:wp14="http://schemas.microsoft.com/office/word/2010/wordprocessingDrawing" xmlns:wp="http://schemas.openxmlformats.org/drawingml/2006/wordprocessingDrawing" xmlns:w10="urn:schemas-microsoft-com:office:word" xmlns:w="http://schemas.openxmlformats.org/wordprocessingml/2006/main" xmlns:w14="http://schemas.microsoft.com/office/word/2010/wordml" xmlns:w15="http://schemas.microsoft.com/office/word/2012/wordml" xmlns:w16se="http://schemas.microsoft.com/office/word/2015/wordml/symex" xmlns:wpg="http://schemas.microsoft.com/office/word/2010/wordprocessingGroup" xmlns:wpi="http://schemas.microsoft.com/office/word/2010/wordprocessingInk" xmlns:wne="http://schemas.microsoft.com/office/word/2006/wordml" xmlns:wps="http://schemas.microsoft.com/office/word/2010/wordprocessingShape" mc:Ignorable="w14 w15 w16se wp14">
+<w:comments xmlns:wpc="http://schemas.microsoft.com/office/word/2010/wordprocessingCanvas" xmlns:cx="http://schemas.microsoft.com/office/drawing/2014/chartex" xmlns:cx1="http://schemas.microsoft.com/office/drawing/2015/9/8/chartex" xmlns:cx2="http://schemas.microsoft.com/office/drawing/2015/10/21/chartex" xmlns:cx3="http://schemas.microsoft.com/office/drawing/2016/5/9/chartex" xmlns:cx4="http://schemas.microsoft.com/office/drawing/2016/5/10/chartex" xmlns:cx5="http://schemas.microsoft.com/office/drawing/2016/5/11/chartex" xmlns:cx6="http://schemas.microsoft.com/office/drawing/2016/5/12/chartex" xmlns:cx7="http://schemas.microsoft.com/office/drawing/2016/5/13/chartex" xmlns:cx8="http://schemas.microsoft.com/office/drawing/2016/5/14/chartex" xmlns:mc="http://schemas.openxmlformats.org/markup-compatibility/2006" xmlns:aink="http://schemas.microsoft.com/office/drawing/2016/ink" xmlns:am3d="http://schemas.microsoft.com/office/drawing/2017/model3d" xmlns:o="urn:schemas-microsoft-com:office:office" xmlns:r="http://schemas.openxmlformats.org/officeDocument/2006/relationships" xmlns:m="http://schemas.openxmlformats.org/officeDocument/2006/math" xmlns:v="urn:schemas-microsoft-com:vml" xmlns:wp14="http://schemas.microsoft.com/office/word/2010/wordprocessingDrawing" xmlns:wp="http://schemas.openxmlformats.org/drawingml/2006/wordprocessingDrawing" xmlns:w10="urn:schemas-microsoft-com:office:word" xmlns:w="http://schemas.openxmlformats.org/wordprocessingml/2006/main" xmlns:w14="http://schemas.microsoft.com/office/word/2010/wordml" xmlns:w15="http://schemas.microsoft.com/office/word/2012/wordml" xmlns:w16cex="http://schemas.microsoft.com/office/word/2018/wordml/cex" xmlns:w16cid="http://schemas.microsoft.com/office/word/2016/wordml/cid" xmlns:w16="http://schemas.microsoft.com/office/word/2018/wordml" xmlns:w16sdtdh="http://schemas.microsoft.com/office/word/2020/wordml/sdtdatahash" xmlns:w16se="http://schemas.microsoft.com/office/word/2015/wordml/symex" xmlns:wpg="http://schemas.microsoft.com/office/word/2010/wordprocessingGroup" xmlns:wpi="http://schemas.microsoft.com/office/word/2010/wordprocessingInk" xmlns:wne="http://schemas.microsoft.com/office/word/2006/wordml" xmlns:wps="http://schemas.microsoft.com/office/word/2010/wordprocessingShape" mc:Ignorable="w14 w15 w16se w16cid w16 w16cex w16sdtdh wp14">
   <w:comment w:id="0" w:author="Windows 사용자" w:date="2026-07-01T09:57:00Z" w:initials="W사">
     <w:p>
       <w:pPr>
@@ -5925,7 +5034,7 @@
 </file>
 
 <file path=word/commentsExtended.xml><?xml version="1.0" encoding="utf-8"?>
-<w15:commentsEx xmlns:wpc="http://schemas.microsoft.com/office/word/2010/wordprocessingCanvas" xmlns:cx="http://schemas.microsoft.com/office/drawing/2014/chartex" xmlns:mc="http://schemas.openxmlformats.org/markup-compatibility/2006" xmlns:o="urn:schemas-microsoft-com:office:office" xmlns:r="http://schemas.openxmlformats.org/officeDocument/2006/relationships" xmlns:m="http://schemas.openxmlformats.org/officeDocument/2006/math" xmlns:v="urn:schemas-microsoft-com:vml" xmlns:wp14="http://schemas.microsoft.com/office/word/2010/wordprocessingDrawing" xmlns:wp="http://schemas.openxmlformats.org/drawingml/2006/wordprocessingDrawing" xmlns:w10="urn:schemas-microsoft-com:office:word" xmlns:w="http://schemas.openxmlformats.org/wordprocessingml/2006/main" xmlns:w14="http://schemas.microsoft.com/office/word/2010/wordml" xmlns:w15="http://schemas.microsoft.com/office/word/2012/wordml" xmlns:w16se="http://schemas.microsoft.com/office/word/2015/wordml/symex" xmlns:wpg="http://schemas.microsoft.com/office/word/2010/wordprocessingGroup" xmlns:wpi="http://schemas.microsoft.com/office/word/2010/wordprocessingInk" xmlns:wne="http://schemas.microsoft.com/office/word/2006/wordml" xmlns:wps="http://schemas.microsoft.com/office/word/2010/wordprocessingShape" mc:Ignorable="w14 w15 w16se wp14">
+<w15:commentsEx xmlns:wpc="http://schemas.microsoft.com/office/word/2010/wordprocessingCanvas" xmlns:cx="http://schemas.microsoft.com/office/drawing/2014/chartex" xmlns:cx1="http://schemas.microsoft.com/office/drawing/2015/9/8/chartex" xmlns:cx2="http://schemas.microsoft.com/office/drawing/2015/10/21/chartex" xmlns:cx3="http://schemas.microsoft.com/office/drawing/2016/5/9/chartex" xmlns:cx4="http://schemas.microsoft.com/office/drawing/2016/5/10/chartex" xmlns:cx5="http://schemas.microsoft.com/office/drawing/2016/5/11/chartex" xmlns:cx6="http://schemas.microsoft.com/office/drawing/2016/5/12/chartex" xmlns:cx7="http://schemas.microsoft.com/office/drawing/2016/5/13/chartex" xmlns:cx8="http://schemas.microsoft.com/office/drawing/2016/5/14/chartex" xmlns:mc="http://schemas.openxmlformats.org/markup-compatibility/2006" xmlns:aink="http://schemas.microsoft.com/office/drawing/2016/ink" xmlns:am3d="http://schemas.microsoft.com/office/drawing/2017/model3d" xmlns:o="urn:schemas-microsoft-com:office:office" xmlns:r="http://schemas.openxmlformats.org/officeDocument/2006/relationships" xmlns:m="http://schemas.openxmlformats.org/officeDocument/2006/math" xmlns:v="urn:schemas-microsoft-com:vml" xmlns:wp14="http://schemas.microsoft.com/office/word/2010/wordprocessingDrawing" xmlns:wp="http://schemas.openxmlformats.org/drawingml/2006/wordprocessingDrawing" xmlns:w10="urn:schemas-microsoft-com:office:word" xmlns:w="http://schemas.openxmlformats.org/wordprocessingml/2006/main" xmlns:w14="http://schemas.microsoft.com/office/word/2010/wordml" xmlns:w15="http://schemas.microsoft.com/office/word/2012/wordml" xmlns:w16cex="http://schemas.microsoft.com/office/word/2018/wordml/cex" xmlns:w16cid="http://schemas.microsoft.com/office/word/2016/wordml/cid" xmlns:w16="http://schemas.microsoft.com/office/word/2018/wordml" xmlns:w16sdtdh="http://schemas.microsoft.com/office/word/2020/wordml/sdtdatahash" xmlns:w16se="http://schemas.microsoft.com/office/word/2015/wordml/symex" xmlns:wpg="http://schemas.microsoft.com/office/word/2010/wordprocessingGroup" xmlns:wpi="http://schemas.microsoft.com/office/word/2010/wordprocessingInk" xmlns:wne="http://schemas.microsoft.com/office/word/2006/wordml" xmlns:wps="http://schemas.microsoft.com/office/word/2010/wordprocessingShape" mc:Ignorable="w14 w15 w16se w16cid w16 w16cex w16sdtdh wp14">
   <w15:commentEx w15:paraId="52221F72" w15:done="0"/>
 </w15:commentsEx>
 </file>
@@ -5937,7 +5046,7 @@
 </file>
 
 <file path=word/endnotes.xml><?xml version="1.0" encoding="utf-8"?>
-<w:endnotes xmlns:wpc="http://schemas.microsoft.com/office/word/2010/wordprocessingCanvas" xmlns:cx="http://schemas.microsoft.com/office/drawing/2014/chartex" xmlns:mc="http://schemas.openxmlformats.org/markup-compatibility/2006" xmlns:o="urn:schemas-microsoft-com:office:office" xmlns:r="http://schemas.openxmlformats.org/officeDocument/2006/relationships" xmlns:m="http://schemas.openxmlformats.org/officeDocument/2006/math" xmlns:v="urn:schemas-microsoft-com:vml" xmlns:wp14="http://schemas.microsoft.com/office/word/2010/wordprocessingDrawing" xmlns:wp="http://schemas.openxmlformats.org/drawingml/2006/wordprocessingDrawing" xmlns:w10="urn:schemas-microsoft-com:office:word" xmlns:w="http://schemas.openxmlformats.org/wordprocessingml/2006/main" xmlns:w14="http://schemas.microsoft.com/office/word/2010/wordml" xmlns:w15="http://schemas.microsoft.com/office/word/2012/wordml" xmlns:w16se="http://schemas.microsoft.com/office/word/2015/wordml/symex" xmlns:wpg="http://schemas.microsoft.com/office/word/2010/wordprocessingGroup" xmlns:wpi="http://schemas.microsoft.com/office/word/2010/wordprocessingInk" xmlns:wne="http://schemas.microsoft.com/office/word/2006/wordml" xmlns:wps="http://schemas.microsoft.com/office/word/2010/wordprocessingShape" mc:Ignorable="w14 w15 w16se wp14">
+<w:endnotes xmlns:wpc="http://schemas.microsoft.com/office/word/2010/wordprocessingCanvas" xmlns:cx="http://schemas.microsoft.com/office/drawing/2014/chartex" xmlns:cx1="http://schemas.microsoft.com/office/drawing/2015/9/8/chartex" xmlns:cx2="http://schemas.microsoft.com/office/drawing/2015/10/21/chartex" xmlns:cx3="http://schemas.microsoft.com/office/drawing/2016/5/9/chartex" xmlns:cx4="http://schemas.microsoft.com/office/drawing/2016/5/10/chartex" xmlns:cx5="http://schemas.microsoft.com/office/drawing/2016/5/11/chartex" xmlns:cx6="http://schemas.microsoft.com/office/drawing/2016/5/12/chartex" xmlns:cx7="http://schemas.microsoft.com/office/drawing/2016/5/13/chartex" xmlns:cx8="http://schemas.microsoft.com/office/drawing/2016/5/14/chartex" xmlns:mc="http://schemas.openxmlformats.org/markup-compatibility/2006" xmlns:aink="http://schemas.microsoft.com/office/drawing/2016/ink" xmlns:am3d="http://schemas.microsoft.com/office/drawing/2017/model3d" xmlns:o="urn:schemas-microsoft-com:office:office" xmlns:r="http://schemas.openxmlformats.org/officeDocument/2006/relationships" xmlns:m="http://schemas.openxmlformats.org/officeDocument/2006/math" xmlns:v="urn:schemas-microsoft-com:vml" xmlns:wp14="http://schemas.microsoft.com/office/word/2010/wordprocessingDrawing" xmlns:wp="http://schemas.openxmlformats.org/drawingml/2006/wordprocessingDrawing" xmlns:w10="urn:schemas-microsoft-com:office:word" xmlns:w="http://schemas.openxmlformats.org/wordprocessingml/2006/main" xmlns:w14="http://schemas.microsoft.com/office/word/2010/wordml" xmlns:w15="http://schemas.microsoft.com/office/word/2012/wordml" xmlns:w16cex="http://schemas.microsoft.com/office/word/2018/wordml/cex" xmlns:w16cid="http://schemas.microsoft.com/office/word/2016/wordml/cid" xmlns:w16="http://schemas.microsoft.com/office/word/2018/wordml" xmlns:w16sdtdh="http://schemas.microsoft.com/office/word/2020/wordml/sdtdatahash" xmlns:w16se="http://schemas.microsoft.com/office/word/2015/wordml/symex" xmlns:wpg="http://schemas.microsoft.com/office/word/2010/wordprocessingGroup" xmlns:wpi="http://schemas.microsoft.com/office/word/2010/wordprocessingInk" xmlns:wne="http://schemas.microsoft.com/office/word/2006/wordml" xmlns:wps="http://schemas.microsoft.com/office/word/2010/wordprocessingShape" mc:Ignorable="w14 w15 w16se w16cid w16 w16cex w16sdtdh wp14">
   <w:endnote w:type="separator" w:id="-1">
     <w:p>
       <w:r>
@@ -5956,7 +5065,7 @@
 </file>
 
 <file path=word/footnotes.xml><?xml version="1.0" encoding="utf-8"?>
-<w:footnotes xmlns:wpc="http://schemas.microsoft.com/office/word/2010/wordprocessingCanvas" xmlns:cx="http://schemas.microsoft.com/office/drawing/2014/chartex" xmlns:mc="http://schemas.openxmlformats.org/markup-compatibility/2006" xmlns:o="urn:schemas-microsoft-com:office:office" xmlns:r="http://schemas.openxmlformats.org/officeDocument/2006/relationships" xmlns:m="http://schemas.openxmlformats.org/officeDocument/2006/math" xmlns:v="urn:schemas-microsoft-com:vml" xmlns:wp14="http://schemas.microsoft.com/office/word/2010/wordprocessingDrawing" xmlns:wp="http://schemas.openxmlformats.org/drawingml/2006/wordprocessingDrawing" xmlns:w10="urn:schemas-microsoft-com:office:word" xmlns:w="http://schemas.openxmlformats.org/wordprocessingml/2006/main" xmlns:w14="http://schemas.microsoft.com/office/word/2010/wordml" xmlns:w15="http://schemas.microsoft.com/office/word/2012/wordml" xmlns:w16se="http://schemas.microsoft.com/office/word/2015/wordml/symex" xmlns:wpg="http://schemas.microsoft.com/office/word/2010/wordprocessingGroup" xmlns:wpi="http://schemas.microsoft.com/office/word/2010/wordprocessingInk" xmlns:wne="http://schemas.microsoft.com/office/word/2006/wordml" xmlns:wps="http://schemas.microsoft.com/office/word/2010/wordprocessingShape" mc:Ignorable="w14 w15 w16se wp14">
+<w:footnotes xmlns:wpc="http://schemas.microsoft.com/office/word/2010/wordprocessingCanvas" xmlns:cx="http://schemas.microsoft.com/office/drawing/2014/chartex" xmlns:cx1="http://schemas.microsoft.com/office/drawing/2015/9/8/chartex" xmlns:cx2="http://schemas.microsoft.com/office/drawing/2015/10/21/chartex" xmlns:cx3="http://schemas.microsoft.com/office/drawing/2016/5/9/chartex" xmlns:cx4="http://schemas.microsoft.com/office/drawing/2016/5/10/chartex" xmlns:cx5="http://schemas.microsoft.com/office/drawing/2016/5/11/chartex" xmlns:cx6="http://schemas.microsoft.com/office/drawing/2016/5/12/chartex" xmlns:cx7="http://schemas.microsoft.com/office/drawing/2016/5/13/chartex" xmlns:cx8="http://schemas.microsoft.com/office/drawing/2016/5/14/chartex" xmlns:mc="http://schemas.openxmlformats.org/markup-compatibility/2006" xmlns:aink="http://schemas.microsoft.com/office/drawing/2016/ink" xmlns:am3d="http://schemas.microsoft.com/office/drawing/2017/model3d" xmlns:o="urn:schemas-microsoft-com:office:office" xmlns:r="http://schemas.openxmlformats.org/officeDocument/2006/relationships" xmlns:m="http://schemas.openxmlformats.org/officeDocument/2006/math" xmlns:v="urn:schemas-microsoft-com:vml" xmlns:wp14="http://schemas.microsoft.com/office/word/2010/wordprocessingDrawing" xmlns:wp="http://schemas.openxmlformats.org/drawingml/2006/wordprocessingDrawing" xmlns:w10="urn:schemas-microsoft-com:office:word" xmlns:w="http://schemas.openxmlformats.org/wordprocessingml/2006/main" xmlns:w14="http://schemas.microsoft.com/office/word/2010/wordml" xmlns:w15="http://schemas.microsoft.com/office/word/2012/wordml" xmlns:w16cex="http://schemas.microsoft.com/office/word/2018/wordml/cex" xmlns:w16cid="http://schemas.microsoft.com/office/word/2016/wordml/cid" xmlns:w16="http://schemas.microsoft.com/office/word/2018/wordml" xmlns:w16sdtdh="http://schemas.microsoft.com/office/word/2020/wordml/sdtdatahash" xmlns:w16se="http://schemas.microsoft.com/office/word/2015/wordml/symex" xmlns:wpg="http://schemas.microsoft.com/office/word/2010/wordprocessingGroup" xmlns:wpi="http://schemas.microsoft.com/office/word/2010/wordprocessingInk" xmlns:wne="http://schemas.microsoft.com/office/word/2006/wordml" xmlns:wps="http://schemas.microsoft.com/office/word/2010/wordprocessingShape" mc:Ignorable="w14 w15 w16se w16cid w16 w16cex w16sdtdh wp14">
   <w:footnote w:type="separator" w:id="-1">
     <w:p>
       <w:r>
@@ -5975,7 +5084,7 @@
 </file>
 
 <file path=word/numbering.xml><?xml version="1.0" encoding="utf-8"?>
-<w:numbering xmlns:wpc="http://schemas.microsoft.com/office/word/2010/wordprocessingCanvas" xmlns:cx="http://schemas.microsoft.com/office/drawing/2014/chartex" xmlns:mc="http://schemas.openxmlformats.org/markup-compatibility/2006" xmlns:o="urn:schemas-microsoft-com:office:office" xmlns:r="http://schemas.openxmlformats.org/officeDocument/2006/relationships" xmlns:m="http://schemas.openxmlformats.org/officeDocument/2006/math" xmlns:v="urn:schemas-microsoft-com:vml" xmlns:wp14="http://schemas.microsoft.com/office/word/2010/wordprocessingDrawing" xmlns:wp="http://schemas.openxmlformats.org/drawingml/2006/wordprocessingDrawing" xmlns:w10="urn:schemas-microsoft-com:office:word" xmlns:w="http://schemas.openxmlformats.org/wordprocessingml/2006/main" xmlns:w14="http://schemas.microsoft.com/office/word/2010/wordml" xmlns:w15="http://schemas.microsoft.com/office/word/2012/wordml" xmlns:w16se="http://schemas.microsoft.com/office/word/2015/wordml/symex" xmlns:wpg="http://schemas.microsoft.com/office/word/2010/wordprocessingGroup" xmlns:wpi="http://schemas.microsoft.com/office/word/2010/wordprocessingInk" xmlns:wne="http://schemas.microsoft.com/office/word/2006/wordml" xmlns:wps="http://schemas.microsoft.com/office/word/2010/wordprocessingShape" mc:Ignorable="w14 w15 w16se wp14">
+<w:numbering xmlns:wpc="http://schemas.microsoft.com/office/word/2010/wordprocessingCanvas" xmlns:cx="http://schemas.microsoft.com/office/drawing/2014/chartex" xmlns:cx1="http://schemas.microsoft.com/office/drawing/2015/9/8/chartex" xmlns:cx2="http://schemas.microsoft.com/office/drawing/2015/10/21/chartex" xmlns:cx3="http://schemas.microsoft.com/office/drawing/2016/5/9/chartex" xmlns:cx4="http://schemas.microsoft.com/office/drawing/2016/5/10/chartex" xmlns:cx5="http://schemas.microsoft.com/office/drawing/2016/5/11/chartex" xmlns:cx6="http://schemas.microsoft.com/office/drawing/2016/5/12/chartex" xmlns:cx7="http://schemas.microsoft.com/office/drawing/2016/5/13/chartex" xmlns:cx8="http://schemas.microsoft.com/office/drawing/2016/5/14/chartex" xmlns:mc="http://schemas.openxmlformats.org/markup-compatibility/2006" xmlns:aink="http://schemas.microsoft.com/office/drawing/2016/ink" xmlns:am3d="http://schemas.microsoft.com/office/drawing/2017/model3d" xmlns:o="urn:schemas-microsoft-com:office:office" xmlns:r="http://schemas.openxmlformats.org/officeDocument/2006/relationships" xmlns:m="http://schemas.openxmlformats.org/officeDocument/2006/math" xmlns:v="urn:schemas-microsoft-com:vml" xmlns:wp14="http://schemas.microsoft.com/office/word/2010/wordprocessingDrawing" xmlns:wp="http://schemas.openxmlformats.org/drawingml/2006/wordprocessingDrawing" xmlns:w10="urn:schemas-microsoft-com:office:word" xmlns:w="http://schemas.openxmlformats.org/wordprocessingml/2006/main" xmlns:w14="http://schemas.microsoft.com/office/word/2010/wordml" xmlns:w15="http://schemas.microsoft.com/office/word/2012/wordml" xmlns:w16cex="http://schemas.microsoft.com/office/word/2018/wordml/cex" xmlns:w16cid="http://schemas.microsoft.com/office/word/2016/wordml/cid" xmlns:w16="http://schemas.microsoft.com/office/word/2018/wordml" xmlns:w16sdtdh="http://schemas.microsoft.com/office/word/2020/wordml/sdtdatahash" xmlns:w16se="http://schemas.microsoft.com/office/word/2015/wordml/symex" xmlns:wpg="http://schemas.microsoft.com/office/word/2010/wordprocessingGroup" xmlns:wpi="http://schemas.microsoft.com/office/word/2010/wordprocessingInk" xmlns:wne="http://schemas.microsoft.com/office/word/2006/wordml" xmlns:wps="http://schemas.microsoft.com/office/word/2010/wordprocessingShape" mc:Ignorable="w14 w15 w16se w16cid w16 w16cex w16sdtdh wp14">
   <w:abstractNum w:abstractNumId="0" w15:restartNumberingAfterBreak="0">
     <w:nsid w:val="01473AA3"/>
     <w:multiLevelType w:val="multilevel"/>
@@ -6500,7 +5609,7 @@
 </file>
 
 <file path=word/people.xml><?xml version="1.0" encoding="utf-8"?>
-<w15:people xmlns:wpc="http://schemas.microsoft.com/office/word/2010/wordprocessingCanvas" xmlns:cx="http://schemas.microsoft.com/office/drawing/2014/chartex" xmlns:mc="http://schemas.openxmlformats.org/markup-compatibility/2006" xmlns:o="urn:schemas-microsoft-com:office:office" xmlns:r="http://schemas.openxmlformats.org/officeDocument/2006/relationships" xmlns:m="http://schemas.openxmlformats.org/officeDocument/2006/math" xmlns:v="urn:schemas-microsoft-com:vml" xmlns:wp14="http://schemas.microsoft.com/office/word/2010/wordprocessingDrawing" xmlns:wp="http://schemas.openxmlformats.org/drawingml/2006/wordprocessingDrawing" xmlns:w10="urn:schemas-microsoft-com:office:word" xmlns:w="http://schemas.openxmlformats.org/wordprocessingml/2006/main" xmlns:w14="http://schemas.microsoft.com/office/word/2010/wordml" xmlns:w15="http://schemas.microsoft.com/office/word/2012/wordml" xmlns:w16se="http://schemas.microsoft.com/office/word/2015/wordml/symex" xmlns:wpg="http://schemas.microsoft.com/office/word/2010/wordprocessingGroup" xmlns:wpi="http://schemas.microsoft.com/office/word/2010/wordprocessingInk" xmlns:wne="http://schemas.microsoft.com/office/word/2006/wordml" xmlns:wps="http://schemas.microsoft.com/office/word/2010/wordprocessingShape" mc:Ignorable="w14 w15 w16se wp14">
+<w15:people xmlns:wpc="http://schemas.microsoft.com/office/word/2010/wordprocessingCanvas" xmlns:cx="http://schemas.microsoft.com/office/drawing/2014/chartex" xmlns:cx1="http://schemas.microsoft.com/office/drawing/2015/9/8/chartex" xmlns:cx2="http://schemas.microsoft.com/office/drawing/2015/10/21/chartex" xmlns:cx3="http://schemas.microsoft.com/office/drawing/2016/5/9/chartex" xmlns:cx4="http://schemas.microsoft.com/office/drawing/2016/5/10/chartex" xmlns:cx5="http://schemas.microsoft.com/office/drawing/2016/5/11/chartex" xmlns:cx6="http://schemas.microsoft.com/office/drawing/2016/5/12/chartex" xmlns:cx7="http://schemas.microsoft.com/office/drawing/2016/5/13/chartex" xmlns:cx8="http://schemas.microsoft.com/office/drawing/2016/5/14/chartex" xmlns:mc="http://schemas.openxmlformats.org/markup-compatibility/2006" xmlns:aink="http://schemas.microsoft.com/office/drawing/2016/ink" xmlns:am3d="http://schemas.microsoft.com/office/drawing/2017/model3d" xmlns:o="urn:schemas-microsoft-com:office:office" xmlns:r="http://schemas.openxmlformats.org/officeDocument/2006/relationships" xmlns:m="http://schemas.openxmlformats.org/officeDocument/2006/math" xmlns:v="urn:schemas-microsoft-com:vml" xmlns:wp14="http://schemas.microsoft.com/office/word/2010/wordprocessingDrawing" xmlns:wp="http://schemas.openxmlformats.org/drawingml/2006/wordprocessingDrawing" xmlns:w10="urn:schemas-microsoft-com:office:word" xmlns:w="http://schemas.openxmlformats.org/wordprocessingml/2006/main" xmlns:w14="http://schemas.microsoft.com/office/word/2010/wordml" xmlns:w15="http://schemas.microsoft.com/office/word/2012/wordml" xmlns:w16cex="http://schemas.microsoft.com/office/word/2018/wordml/cex" xmlns:w16cid="http://schemas.microsoft.com/office/word/2016/wordml/cid" xmlns:w16="http://schemas.microsoft.com/office/word/2018/wordml" xmlns:w16sdtdh="http://schemas.microsoft.com/office/word/2020/wordml/sdtdatahash" xmlns:w16se="http://schemas.microsoft.com/office/word/2015/wordml/symex" xmlns:wpg="http://schemas.microsoft.com/office/word/2010/wordprocessingGroup" xmlns:wpi="http://schemas.microsoft.com/office/word/2010/wordprocessingInk" xmlns:wne="http://schemas.microsoft.com/office/word/2006/wordml" xmlns:wps="http://schemas.microsoft.com/office/word/2010/wordprocessingShape" mc:Ignorable="w14 w15 w16se w16cid w16 w16cex w16sdtdh wp14">
   <w15:person w15:author="Windows 사용자">
     <w15:presenceInfo w15:providerId="None" w15:userId="Windows 사용자"/>
   </w15:person>
@@ -6508,7 +5617,7 @@
 </file>
 
 <file path=word/styles.xml><?xml version="1.0" encoding="utf-8"?>
-<w:styles xmlns:mc="http://schemas.openxmlformats.org/markup-compatibility/2006" xmlns:r="http://schemas.openxmlformats.org/officeDocument/2006/relationships" xmlns:w="http://schemas.openxmlformats.org/wordprocessingml/2006/main" xmlns:w14="http://schemas.microsoft.com/office/word/2010/wordml" xmlns:w15="http://schemas.microsoft.com/office/word/2012/wordml" xmlns:w16se="http://schemas.microsoft.com/office/word/2015/wordml/symex" mc:Ignorable="w14 w15 w16se">
+<w:styles xmlns:mc="http://schemas.openxmlformats.org/markup-compatibility/2006" xmlns:r="http://schemas.openxmlformats.org/officeDocument/2006/relationships" xmlns:w="http://schemas.openxmlformats.org/wordprocessingml/2006/main" xmlns:w14="http://schemas.microsoft.com/office/word/2010/wordml" xmlns:w15="http://schemas.microsoft.com/office/word/2012/wordml" xmlns:w16cex="http://schemas.microsoft.com/office/word/2018/wordml/cex" xmlns:w16cid="http://schemas.microsoft.com/office/word/2016/wordml/cid" xmlns:w16="http://schemas.microsoft.com/office/word/2018/wordml" xmlns:w16sdtdh="http://schemas.microsoft.com/office/word/2020/wordml/sdtdatahash" xmlns:w16se="http://schemas.microsoft.com/office/word/2015/wordml/symex" mc:Ignorable="w14 w15 w16se w16cid w16 w16cex w16sdtdh">
   <w:docDefaults>
     <w:rPrDefault>
       <w:rPr>
@@ -6524,7 +5633,7 @@
       </w:pPr>
     </w:pPrDefault>
   </w:docDefaults>
-  <w:latentStyles w:defLockedState="0" w:defUIPriority="99" w:defSemiHidden="0" w:defUnhideWhenUsed="0" w:defQFormat="0" w:count="371">
+  <w:latentStyles w:defLockedState="0" w:defUIPriority="99" w:defSemiHidden="0" w:defUnhideWhenUsed="0" w:defQFormat="0" w:count="376">
     <w:lsdException w:name="Normal" w:uiPriority="0" w:qFormat="1"/>
     <w:lsdException w:name="heading 1" w:uiPriority="9" w:qFormat="1"/>
     <w:lsdException w:name="heading 2" w:semiHidden="1" w:uiPriority="9" w:unhideWhenUsed="1" w:qFormat="1"/>
@@ -6896,6 +6005,11 @@
     <w:lsdException w:name="List Table 5 Dark Accent 6" w:uiPriority="50"/>
     <w:lsdException w:name="List Table 6 Colorful Accent 6" w:uiPriority="51"/>
     <w:lsdException w:name="List Table 7 Colorful Accent 6" w:uiPriority="52"/>
+    <w:lsdException w:name="Mention" w:semiHidden="1" w:unhideWhenUsed="1"/>
+    <w:lsdException w:name="Smart Hyperlink" w:semiHidden="1" w:unhideWhenUsed="1"/>
+    <w:lsdException w:name="Hashtag" w:semiHidden="1" w:unhideWhenUsed="1"/>
+    <w:lsdException w:name="Unresolved Mention" w:semiHidden="1" w:unhideWhenUsed="1"/>
+    <w:lsdException w:name="Smart Link" w:semiHidden="1" w:unhideWhenUsed="1"/>
   </w:latentStyles>
   <w:style w:type="paragraph" w:default="1" w:styleId="a">
     <w:name w:val="Normal"/>
